--- a/2026-T3/B2-ICTSAD609-Plan_Monitor/2-Task2/Docs/1-2-Project_Schedule.docx
+++ b/2026-T3/B2-ICTSAD609-Plan_Monitor/2-Task2/Docs/1-2-Project_Schedule.docx
@@ -4,66 +4,67 @@
   <w:body>
     <w:p>
       <w:pPr>
-        <w:rPr>
-          <w:rFonts w:ascii="Arial" w:hAnsi="Arial" w:cs="Arial"/>
-          <w:b/>
-          <w:bCs/>
-          <w:color w:val="000000" w:themeColor="text1"/>
-        </w:rPr>
+        <w:pStyle w:val="Heading1"/>
       </w:pPr>
       <w:r>
-        <w:rPr>
-          <w:rFonts w:ascii="Arial" w:hAnsi="Arial" w:cs="Arial"/>
-          <w:b/>
-          <w:bCs/>
-          <w:color w:val="000000" w:themeColor="text1"/>
-        </w:rPr>
         <w:t>Project Schedule</w:t>
       </w:r>
-    </w:p>
-    <w:p>
-      <w:pPr>
-        <w:rPr>
-          <w:rFonts w:ascii="Arial" w:hAnsi="Arial" w:cs="Arial"/>
-          <w:b/>
-          <w:bCs/>
-          <w:color w:val="000000" w:themeColor="text1"/>
-        </w:rPr>
-      </w:pPr>
     </w:p>
     <w:tbl>
       <w:tblPr>
         <w:tblStyle w:val="TableGrid"/>
-        <w:tblW w:w="0" w:type="auto"/>
+        <w:tblW w:w="5000" w:type="pct"/>
         <w:tblLook w:val="04A0" w:firstRow="1" w:lastRow="0" w:firstColumn="1" w:lastColumn="0" w:noHBand="0" w:noVBand="1"/>
       </w:tblPr>
       <w:tblGrid>
-        <w:gridCol w:w="3837"/>
-        <w:gridCol w:w="3698"/>
-        <w:gridCol w:w="1743"/>
-        <w:gridCol w:w="1643"/>
-        <w:gridCol w:w="1783"/>
-        <w:gridCol w:w="1244"/>
+        <w:gridCol w:w="395"/>
+        <w:gridCol w:w="2078"/>
+        <w:gridCol w:w="4659"/>
+        <w:gridCol w:w="2181"/>
+        <w:gridCol w:w="1423"/>
+        <w:gridCol w:w="1962"/>
+        <w:gridCol w:w="1252"/>
       </w:tblGrid>
       <w:tr>
-        <w:tc>
-          <w:tcPr>
-            <w:tcW w:w="0" w:type="auto"/>
-            <w:hideMark/>
-          </w:tcPr>
-          <w:p>
-            <w:pPr>
-              <w:rPr>
-                <w:rFonts w:ascii="Arial" w:hAnsi="Arial" w:cs="Arial"/>
+        <w:trPr>
+          <w:trHeight w:val="320"/>
+        </w:trPr>
+        <w:tc>
+          <w:tcPr>
+            <w:tcW w:w="142" w:type="pct"/>
+            <w:noWrap/>
+            <w:hideMark/>
+          </w:tcPr>
+          <w:p>
+            <w:pPr>
+              <w:rPr>
+                <w:rFonts w:ascii="Calibri" w:hAnsi="Calibri" w:cs="Calibri"/>
+                <w:color w:val="000000"/>
+              </w:rPr>
+            </w:pPr>
+          </w:p>
+        </w:tc>
+        <w:tc>
+          <w:tcPr>
+            <w:tcW w:w="745" w:type="pct"/>
+            <w:noWrap/>
+            <w:hideMark/>
+          </w:tcPr>
+          <w:p>
+            <w:pPr>
+              <w:rPr>
+                <w:rFonts w:ascii="Calibri" w:hAnsi="Calibri" w:cs="Calibri"/>
                 <w:b/>
                 <w:bCs/>
-              </w:rPr>
-            </w:pPr>
-            <w:r>
-              <w:rPr>
-                <w:rFonts w:ascii="Arial" w:hAnsi="Arial" w:cs="Arial"/>
+                <w:color w:val="000000"/>
+              </w:rPr>
+            </w:pPr>
+            <w:r>
+              <w:rPr>
+                <w:rFonts w:ascii="Calibri" w:hAnsi="Calibri" w:cs="Calibri"/>
                 <w:b/>
                 <w:bCs/>
+                <w:color w:val="000000"/>
               </w:rPr>
               <w:t>Initiative</w:t>
             </w:r>
@@ -71,91 +72,103 @@
         </w:tc>
         <w:tc>
           <w:tcPr>
-            <w:tcW w:w="0" w:type="auto"/>
-            <w:hideMark/>
-          </w:tcPr>
-          <w:p>
-            <w:pPr>
-              <w:rPr>
-                <w:rFonts w:ascii="Arial" w:hAnsi="Arial" w:cs="Arial"/>
+            <w:tcW w:w="1670" w:type="pct"/>
+            <w:noWrap/>
+            <w:hideMark/>
+          </w:tcPr>
+          <w:p>
+            <w:pPr>
+              <w:rPr>
+                <w:rFonts w:ascii="Calibri" w:hAnsi="Calibri" w:cs="Calibri"/>
                 <w:b/>
                 <w:bCs/>
-              </w:rPr>
-            </w:pPr>
-            <w:r>
-              <w:rPr>
-                <w:rFonts w:ascii="Arial" w:hAnsi="Arial" w:cs="Arial"/>
+                <w:color w:val="000000"/>
+              </w:rPr>
+            </w:pPr>
+            <w:r>
+              <w:rPr>
+                <w:rFonts w:ascii="Calibri" w:hAnsi="Calibri" w:cs="Calibri"/>
                 <w:b/>
                 <w:bCs/>
-              </w:rPr>
-              <w:t>Deliverable / Task</w:t>
-            </w:r>
-          </w:p>
-        </w:tc>
-        <w:tc>
-          <w:tcPr>
-            <w:tcW w:w="0" w:type="auto"/>
-            <w:hideMark/>
-          </w:tcPr>
-          <w:p>
-            <w:pPr>
-              <w:rPr>
-                <w:rFonts w:ascii="Arial" w:hAnsi="Arial" w:cs="Arial"/>
+                <w:color w:val="000000"/>
+              </w:rPr>
+              <w:t>Deliverable / Task</w:t>
+            </w:r>
+          </w:p>
+        </w:tc>
+        <w:tc>
+          <w:tcPr>
+            <w:tcW w:w="782" w:type="pct"/>
+            <w:noWrap/>
+            <w:hideMark/>
+          </w:tcPr>
+          <w:p>
+            <w:pPr>
+              <w:rPr>
+                <w:rFonts w:ascii="Calibri" w:hAnsi="Calibri" w:cs="Calibri"/>
                 <w:b/>
                 <w:bCs/>
-              </w:rPr>
-            </w:pPr>
-            <w:r>
-              <w:rPr>
-                <w:rFonts w:ascii="Arial" w:hAnsi="Arial" w:cs="Arial"/>
+                <w:color w:val="000000"/>
+              </w:rPr>
+            </w:pPr>
+            <w:r>
+              <w:rPr>
+                <w:rFonts w:ascii="Calibri" w:hAnsi="Calibri" w:cs="Calibri"/>
                 <w:b/>
                 <w:bCs/>
-              </w:rPr>
-              <w:t>Assigned To</w:t>
-            </w:r>
-          </w:p>
-        </w:tc>
-        <w:tc>
-          <w:tcPr>
-            <w:tcW w:w="0" w:type="auto"/>
-            <w:hideMark/>
-          </w:tcPr>
-          <w:p>
-            <w:pPr>
-              <w:rPr>
-                <w:rFonts w:ascii="Arial" w:hAnsi="Arial" w:cs="Arial"/>
+                <w:color w:val="000000"/>
+              </w:rPr>
+              <w:t>Assigned To</w:t>
+            </w:r>
+          </w:p>
+        </w:tc>
+        <w:tc>
+          <w:tcPr>
+            <w:tcW w:w="420" w:type="pct"/>
+            <w:noWrap/>
+            <w:hideMark/>
+          </w:tcPr>
+          <w:p>
+            <w:pPr>
+              <w:rPr>
+                <w:rFonts w:ascii="Calibri" w:hAnsi="Calibri" w:cs="Calibri"/>
                 <w:b/>
                 <w:bCs/>
-              </w:rPr>
-            </w:pPr>
-            <w:r>
-              <w:rPr>
-                <w:rFonts w:ascii="Arial" w:hAnsi="Arial" w:cs="Arial"/>
+                <w:color w:val="000000"/>
+              </w:rPr>
+            </w:pPr>
+            <w:r>
+              <w:rPr>
+                <w:rFonts w:ascii="Calibri" w:hAnsi="Calibri" w:cs="Calibri"/>
                 <w:b/>
                 <w:bCs/>
-              </w:rPr>
-              <w:t>Estimated Hours</w:t>
-            </w:r>
-          </w:p>
-        </w:tc>
-        <w:tc>
-          <w:tcPr>
-            <w:tcW w:w="0" w:type="auto"/>
-            <w:hideMark/>
-          </w:tcPr>
-          <w:p>
-            <w:pPr>
-              <w:rPr>
-                <w:rFonts w:ascii="Arial" w:hAnsi="Arial" w:cs="Arial"/>
+                <w:color w:val="000000"/>
+              </w:rPr>
+              <w:t>Estimated Hours</w:t>
+            </w:r>
+          </w:p>
+        </w:tc>
+        <w:tc>
+          <w:tcPr>
+            <w:tcW w:w="793" w:type="pct"/>
+            <w:noWrap/>
+            <w:hideMark/>
+          </w:tcPr>
+          <w:p>
+            <w:pPr>
+              <w:rPr>
+                <w:rFonts w:ascii="Calibri" w:hAnsi="Calibri" w:cs="Calibri"/>
                 <w:b/>
                 <w:bCs/>
-              </w:rPr>
-            </w:pPr>
-            <w:r>
-              <w:rPr>
-                <w:rFonts w:ascii="Arial" w:hAnsi="Arial" w:cs="Arial"/>
+                <w:color w:val="000000"/>
+              </w:rPr>
+            </w:pPr>
+            <w:r>
+              <w:rPr>
+                <w:rFonts w:ascii="Calibri" w:hAnsi="Calibri" w:cs="Calibri"/>
                 <w:b/>
                 <w:bCs/>
+                <w:color w:val="000000"/>
               </w:rPr>
               <w:t>Timeline</w:t>
             </w:r>
@@ -163,22 +176,25 @@
         </w:tc>
         <w:tc>
           <w:tcPr>
-            <w:tcW w:w="0" w:type="auto"/>
-            <w:hideMark/>
-          </w:tcPr>
-          <w:p>
-            <w:pPr>
-              <w:rPr>
-                <w:rFonts w:ascii="Arial" w:hAnsi="Arial" w:cs="Arial"/>
+            <w:tcW w:w="449" w:type="pct"/>
+            <w:noWrap/>
+            <w:hideMark/>
+          </w:tcPr>
+          <w:p>
+            <w:pPr>
+              <w:rPr>
+                <w:rFonts w:ascii="Calibri" w:hAnsi="Calibri" w:cs="Calibri"/>
                 <w:b/>
                 <w:bCs/>
-              </w:rPr>
-            </w:pPr>
-            <w:r>
-              <w:rPr>
-                <w:rFonts w:ascii="Arial" w:hAnsi="Arial" w:cs="Arial"/>
+                <w:color w:val="000000"/>
+              </w:rPr>
+            </w:pPr>
+            <w:r>
+              <w:rPr>
+                <w:rFonts w:ascii="Calibri" w:hAnsi="Calibri" w:cs="Calibri"/>
                 <w:b/>
                 <w:bCs/>
+                <w:color w:val="000000"/>
               </w:rPr>
               <w:t>Status</w:t>
             </w:r>
@@ -186,21 +202,53 @@
         </w:tc>
       </w:tr>
       <w:tr>
-        <w:tc>
-          <w:tcPr>
-            <w:tcW w:w="0" w:type="auto"/>
-            <w:hideMark/>
-          </w:tcPr>
-          <w:p>
-            <w:pPr>
-              <w:rPr>
-                <w:rFonts w:ascii="Arial" w:hAnsi="Arial" w:cs="Arial"/>
-              </w:rPr>
-            </w:pPr>
-            <w:r>
-              <w:rPr>
-                <w:rStyle w:val="Strong"/>
-                <w:rFonts w:ascii="Arial" w:hAnsi="Arial" w:cs="Arial"/>
+        <w:trPr>
+          <w:trHeight w:val="320"/>
+        </w:trPr>
+        <w:tc>
+          <w:tcPr>
+            <w:tcW w:w="142" w:type="pct"/>
+            <w:noWrap/>
+            <w:hideMark/>
+          </w:tcPr>
+          <w:p>
+            <w:pPr>
+              <w:jc w:val="right"/>
+              <w:rPr>
+                <w:rFonts w:ascii="Calibri" w:hAnsi="Calibri" w:cs="Calibri"/>
+                <w:color w:val="000000"/>
+              </w:rPr>
+            </w:pPr>
+            <w:r>
+              <w:rPr>
+                <w:rFonts w:ascii="Calibri" w:hAnsi="Calibri" w:cs="Calibri"/>
+                <w:color w:val="000000"/>
+              </w:rPr>
+              <w:t>1</w:t>
+            </w:r>
+          </w:p>
+        </w:tc>
+        <w:tc>
+          <w:tcPr>
+            <w:tcW w:w="745" w:type="pct"/>
+            <w:noWrap/>
+            <w:hideMark/>
+          </w:tcPr>
+          <w:p>
+            <w:pPr>
+              <w:rPr>
+                <w:rFonts w:ascii="Calibri" w:hAnsi="Calibri" w:cs="Calibri"/>
+                <w:b/>
+                <w:bCs/>
+                <w:color w:val="000000"/>
+              </w:rPr>
+            </w:pPr>
+            <w:r>
+              <w:rPr>
+                <w:rFonts w:ascii="Calibri" w:hAnsi="Calibri" w:cs="Calibri"/>
+                <w:b/>
+                <w:bCs/>
+                <w:color w:val="000000"/>
               </w:rPr>
               <w:t>Both</w:t>
             </w:r>
@@ -208,56 +256,66 @@
         </w:tc>
         <w:tc>
           <w:tcPr>
-            <w:tcW w:w="0" w:type="auto"/>
-            <w:hideMark/>
-          </w:tcPr>
-          <w:p>
-            <w:pPr>
-              <w:rPr>
-                <w:rFonts w:ascii="Arial" w:hAnsi="Arial" w:cs="Arial"/>
-              </w:rPr>
-            </w:pPr>
-            <w:r>
-              <w:rPr>
-                <w:rFonts w:ascii="Arial" w:hAnsi="Arial" w:cs="Arial"/>
-              </w:rPr>
-              <w:t>Establish Requirements Repository &amp; Traceability Links</w:t>
-            </w:r>
-          </w:p>
-        </w:tc>
-        <w:tc>
-          <w:tcPr>
-            <w:tcW w:w="0" w:type="auto"/>
-            <w:hideMark/>
-          </w:tcPr>
-          <w:p>
-            <w:pPr>
-              <w:rPr>
-                <w:rFonts w:ascii="Arial" w:hAnsi="Arial" w:cs="Arial"/>
-              </w:rPr>
-            </w:pPr>
-            <w:r>
-              <w:rPr>
-                <w:rFonts w:ascii="Arial" w:hAnsi="Arial" w:cs="Arial"/>
-              </w:rPr>
-              <w:t>Manuel Perez (BA)</w:t>
-            </w:r>
-          </w:p>
-        </w:tc>
-        <w:tc>
-          <w:tcPr>
-            <w:tcW w:w="0" w:type="auto"/>
-            <w:hideMark/>
-          </w:tcPr>
-          <w:p>
-            <w:pPr>
-              <w:rPr>
-                <w:rFonts w:ascii="Arial" w:hAnsi="Arial" w:cs="Arial"/>
-              </w:rPr>
-            </w:pPr>
-            <w:r>
-              <w:rPr>
-                <w:rFonts w:ascii="Arial" w:hAnsi="Arial" w:cs="Arial"/>
+            <w:tcW w:w="1670" w:type="pct"/>
+            <w:noWrap/>
+            <w:hideMark/>
+          </w:tcPr>
+          <w:p>
+            <w:pPr>
+              <w:rPr>
+                <w:rFonts w:ascii="Calibri" w:hAnsi="Calibri" w:cs="Calibri"/>
+                <w:color w:val="000000"/>
+              </w:rPr>
+            </w:pPr>
+            <w:r>
+              <w:rPr>
+                <w:rFonts w:ascii="Calibri" w:hAnsi="Calibri" w:cs="Calibri"/>
+                <w:color w:val="000000"/>
+              </w:rPr>
+              <w:t>Establish Requirements Repository &amp; Traceability Links</w:t>
+            </w:r>
+          </w:p>
+        </w:tc>
+        <w:tc>
+          <w:tcPr>
+            <w:tcW w:w="782" w:type="pct"/>
+            <w:noWrap/>
+            <w:hideMark/>
+          </w:tcPr>
+          <w:p>
+            <w:pPr>
+              <w:rPr>
+                <w:rFonts w:ascii="Calibri" w:hAnsi="Calibri" w:cs="Calibri"/>
+                <w:color w:val="000000"/>
+              </w:rPr>
+            </w:pPr>
+            <w:r>
+              <w:rPr>
+                <w:rFonts w:ascii="Calibri" w:hAnsi="Calibri" w:cs="Calibri"/>
+                <w:color w:val="000000"/>
+              </w:rPr>
+              <w:t>Manuel Perez (BA)</w:t>
+            </w:r>
+          </w:p>
+        </w:tc>
+        <w:tc>
+          <w:tcPr>
+            <w:tcW w:w="420" w:type="pct"/>
+            <w:noWrap/>
+            <w:hideMark/>
+          </w:tcPr>
+          <w:p>
+            <w:pPr>
+              <w:jc w:val="right"/>
+              <w:rPr>
+                <w:rFonts w:ascii="Calibri" w:hAnsi="Calibri" w:cs="Calibri"/>
+                <w:color w:val="000000"/>
+              </w:rPr>
+            </w:pPr>
+            <w:r>
+              <w:rPr>
+                <w:rFonts w:ascii="Calibri" w:hAnsi="Calibri" w:cs="Calibri"/>
+                <w:color w:val="000000"/>
               </w:rPr>
               <w:t>10</w:t>
             </w:r>
@@ -265,37 +323,43 @@
         </w:tc>
         <w:tc>
           <w:tcPr>
-            <w:tcW w:w="0" w:type="auto"/>
-            <w:hideMark/>
-          </w:tcPr>
-          <w:p>
-            <w:pPr>
-              <w:rPr>
-                <w:rFonts w:ascii="Arial" w:hAnsi="Arial" w:cs="Arial"/>
-              </w:rPr>
-            </w:pPr>
-            <w:r>
-              <w:rPr>
-                <w:rFonts w:ascii="Arial" w:hAnsi="Arial" w:cs="Arial"/>
-              </w:rPr>
-              <w:t>Month 1 (Week 1)</w:t>
-            </w:r>
-          </w:p>
-        </w:tc>
-        <w:tc>
-          <w:tcPr>
-            <w:tcW w:w="0" w:type="auto"/>
-            <w:hideMark/>
-          </w:tcPr>
-          <w:p>
-            <w:pPr>
-              <w:rPr>
-                <w:rFonts w:ascii="Arial" w:hAnsi="Arial" w:cs="Arial"/>
-              </w:rPr>
-            </w:pPr>
-            <w:r>
-              <w:rPr>
-                <w:rFonts w:ascii="Arial" w:hAnsi="Arial" w:cs="Arial"/>
+            <w:tcW w:w="793" w:type="pct"/>
+            <w:noWrap/>
+            <w:hideMark/>
+          </w:tcPr>
+          <w:p>
+            <w:pPr>
+              <w:rPr>
+                <w:rFonts w:ascii="Calibri" w:hAnsi="Calibri" w:cs="Calibri"/>
+                <w:color w:val="000000"/>
+              </w:rPr>
+            </w:pPr>
+            <w:r>
+              <w:rPr>
+                <w:rFonts w:ascii="Calibri" w:hAnsi="Calibri" w:cs="Calibri"/>
+                <w:color w:val="000000"/>
+              </w:rPr>
+              <w:t>Month 1 (Week 1)</w:t>
+            </w:r>
+          </w:p>
+        </w:tc>
+        <w:tc>
+          <w:tcPr>
+            <w:tcW w:w="449" w:type="pct"/>
+            <w:noWrap/>
+            <w:hideMark/>
+          </w:tcPr>
+          <w:p>
+            <w:pPr>
+              <w:rPr>
+                <w:rFonts w:ascii="Calibri" w:hAnsi="Calibri" w:cs="Calibri"/>
+                <w:color w:val="000000"/>
+              </w:rPr>
+            </w:pPr>
+            <w:r>
+              <w:rPr>
+                <w:rFonts w:ascii="Calibri" w:hAnsi="Calibri" w:cs="Calibri"/>
+                <w:color w:val="000000"/>
               </w:rPr>
               <w:t>Approved</w:t>
             </w:r>
@@ -303,78 +367,120 @@
         </w:tc>
       </w:tr>
       <w:tr>
-        <w:tc>
-          <w:tcPr>
-            <w:tcW w:w="0" w:type="auto"/>
-            <w:hideMark/>
-          </w:tcPr>
-          <w:p>
-            <w:pPr>
-              <w:rPr>
-                <w:rFonts w:ascii="Arial" w:hAnsi="Arial" w:cs="Arial"/>
-              </w:rPr>
-            </w:pPr>
-            <w:r>
-              <w:rPr>
-                <w:rStyle w:val="Strong"/>
-                <w:rFonts w:ascii="Arial" w:hAnsi="Arial" w:cs="Arial"/>
-              </w:rPr>
-              <w:t>1: Cloud-First SaaS</w:t>
-            </w:r>
-          </w:p>
-        </w:tc>
-        <w:tc>
-          <w:tcPr>
-            <w:tcW w:w="0" w:type="auto"/>
-            <w:hideMark/>
-          </w:tcPr>
-          <w:p>
-            <w:pPr>
-              <w:rPr>
-                <w:rFonts w:ascii="Arial" w:hAnsi="Arial" w:cs="Arial"/>
-              </w:rPr>
-            </w:pPr>
-            <w:r>
-              <w:rPr>
-                <w:rFonts w:ascii="Arial" w:hAnsi="Arial" w:cs="Arial"/>
-              </w:rPr>
-              <w:t>Workforce Impact Analysis &amp; Workshops</w:t>
-            </w:r>
-          </w:p>
-        </w:tc>
-        <w:tc>
-          <w:tcPr>
-            <w:tcW w:w="0" w:type="auto"/>
-            <w:hideMark/>
-          </w:tcPr>
-          <w:p>
-            <w:pPr>
-              <w:rPr>
-                <w:rFonts w:ascii="Arial" w:hAnsi="Arial" w:cs="Arial"/>
-              </w:rPr>
-            </w:pPr>
-            <w:r>
-              <w:rPr>
-                <w:rFonts w:ascii="Arial" w:hAnsi="Arial" w:cs="Arial"/>
-              </w:rPr>
-              <w:t>Manuel Perez (BA)</w:t>
-            </w:r>
-          </w:p>
-        </w:tc>
-        <w:tc>
-          <w:tcPr>
-            <w:tcW w:w="0" w:type="auto"/>
-            <w:hideMark/>
-          </w:tcPr>
-          <w:p>
-            <w:pPr>
-              <w:rPr>
-                <w:rFonts w:ascii="Arial" w:hAnsi="Arial" w:cs="Arial"/>
-              </w:rPr>
-            </w:pPr>
-            <w:r>
-              <w:rPr>
-                <w:rFonts w:ascii="Arial" w:hAnsi="Arial" w:cs="Arial"/>
+        <w:trPr>
+          <w:trHeight w:val="320"/>
+        </w:trPr>
+        <w:tc>
+          <w:tcPr>
+            <w:tcW w:w="142" w:type="pct"/>
+            <w:noWrap/>
+            <w:hideMark/>
+          </w:tcPr>
+          <w:p>
+            <w:pPr>
+              <w:jc w:val="right"/>
+              <w:rPr>
+                <w:rFonts w:ascii="Calibri" w:hAnsi="Calibri" w:cs="Calibri"/>
+                <w:color w:val="000000"/>
+              </w:rPr>
+            </w:pPr>
+            <w:r>
+              <w:rPr>
+                <w:rFonts w:ascii="Calibri" w:hAnsi="Calibri" w:cs="Calibri"/>
+                <w:color w:val="000000"/>
+              </w:rPr>
+              <w:t>2</w:t>
+            </w:r>
+          </w:p>
+        </w:tc>
+        <w:tc>
+          <w:tcPr>
+            <w:tcW w:w="745" w:type="pct"/>
+            <w:noWrap/>
+            <w:hideMark/>
+          </w:tcPr>
+          <w:p>
+            <w:pPr>
+              <w:rPr>
+                <w:rFonts w:ascii="Calibri" w:hAnsi="Calibri" w:cs="Calibri"/>
+                <w:b/>
+                <w:bCs/>
+                <w:color w:val="000000"/>
+              </w:rPr>
+            </w:pPr>
+            <w:r>
+              <w:rPr>
+                <w:rFonts w:ascii="Calibri" w:hAnsi="Calibri" w:cs="Calibri"/>
+                <w:b/>
+                <w:bCs/>
+                <w:color w:val="000000"/>
+              </w:rPr>
+              <w:t>1: Cloud-First SaaS</w:t>
+            </w:r>
+          </w:p>
+        </w:tc>
+        <w:tc>
+          <w:tcPr>
+            <w:tcW w:w="1670" w:type="pct"/>
+            <w:noWrap/>
+            <w:hideMark/>
+          </w:tcPr>
+          <w:p>
+            <w:pPr>
+              <w:rPr>
+                <w:rFonts w:ascii="Calibri" w:hAnsi="Calibri" w:cs="Calibri"/>
+                <w:color w:val="000000"/>
+              </w:rPr>
+            </w:pPr>
+            <w:r>
+              <w:rPr>
+                <w:rFonts w:ascii="Calibri" w:hAnsi="Calibri" w:cs="Calibri"/>
+                <w:color w:val="000000"/>
+              </w:rPr>
+              <w:t>Workforce Impact Analysis &amp; Workshops</w:t>
+            </w:r>
+          </w:p>
+        </w:tc>
+        <w:tc>
+          <w:tcPr>
+            <w:tcW w:w="782" w:type="pct"/>
+            <w:noWrap/>
+            <w:hideMark/>
+          </w:tcPr>
+          <w:p>
+            <w:pPr>
+              <w:rPr>
+                <w:rFonts w:ascii="Calibri" w:hAnsi="Calibri" w:cs="Calibri"/>
+                <w:color w:val="000000"/>
+              </w:rPr>
+            </w:pPr>
+            <w:r>
+              <w:rPr>
+                <w:rFonts w:ascii="Calibri" w:hAnsi="Calibri" w:cs="Calibri"/>
+                <w:color w:val="000000"/>
+              </w:rPr>
+              <w:t>Manuel Perez (BA)</w:t>
+            </w:r>
+          </w:p>
+        </w:tc>
+        <w:tc>
+          <w:tcPr>
+            <w:tcW w:w="420" w:type="pct"/>
+            <w:noWrap/>
+            <w:hideMark/>
+          </w:tcPr>
+          <w:p>
+            <w:pPr>
+              <w:jc w:val="right"/>
+              <w:rPr>
+                <w:rFonts w:ascii="Calibri" w:hAnsi="Calibri" w:cs="Calibri"/>
+                <w:color w:val="000000"/>
+              </w:rPr>
+            </w:pPr>
+            <w:r>
+              <w:rPr>
+                <w:rFonts w:ascii="Calibri" w:hAnsi="Calibri" w:cs="Calibri"/>
+                <w:color w:val="000000"/>
               </w:rPr>
               <w:t>40</w:t>
             </w:r>
@@ -382,37 +488,43 @@
         </w:tc>
         <w:tc>
           <w:tcPr>
-            <w:tcW w:w="0" w:type="auto"/>
-            <w:hideMark/>
-          </w:tcPr>
-          <w:p>
-            <w:pPr>
-              <w:rPr>
-                <w:rFonts w:ascii="Arial" w:hAnsi="Arial" w:cs="Arial"/>
-              </w:rPr>
-            </w:pPr>
-            <w:r>
-              <w:rPr>
-                <w:rFonts w:ascii="Arial" w:hAnsi="Arial" w:cs="Arial"/>
-              </w:rPr>
-              <w:t>Month 1 (Weeks 1-2)</w:t>
-            </w:r>
-          </w:p>
-        </w:tc>
-        <w:tc>
-          <w:tcPr>
-            <w:tcW w:w="0" w:type="auto"/>
-            <w:hideMark/>
-          </w:tcPr>
-          <w:p>
-            <w:pPr>
-              <w:rPr>
-                <w:rFonts w:ascii="Arial" w:hAnsi="Arial" w:cs="Arial"/>
-              </w:rPr>
-            </w:pPr>
-            <w:r>
-              <w:rPr>
-                <w:rFonts w:ascii="Arial" w:hAnsi="Arial" w:cs="Arial"/>
+            <w:tcW w:w="793" w:type="pct"/>
+            <w:noWrap/>
+            <w:hideMark/>
+          </w:tcPr>
+          <w:p>
+            <w:pPr>
+              <w:rPr>
+                <w:rFonts w:ascii="Calibri" w:hAnsi="Calibri" w:cs="Calibri"/>
+                <w:color w:val="000000"/>
+              </w:rPr>
+            </w:pPr>
+            <w:r>
+              <w:rPr>
+                <w:rFonts w:ascii="Calibri" w:hAnsi="Calibri" w:cs="Calibri"/>
+                <w:color w:val="000000"/>
+              </w:rPr>
+              <w:t>Month 1 (Weeks 1-2)</w:t>
+            </w:r>
+          </w:p>
+        </w:tc>
+        <w:tc>
+          <w:tcPr>
+            <w:tcW w:w="449" w:type="pct"/>
+            <w:noWrap/>
+            <w:hideMark/>
+          </w:tcPr>
+          <w:p>
+            <w:pPr>
+              <w:rPr>
+                <w:rFonts w:ascii="Calibri" w:hAnsi="Calibri" w:cs="Calibri"/>
+                <w:color w:val="000000"/>
+              </w:rPr>
+            </w:pPr>
+            <w:r>
+              <w:rPr>
+                <w:rFonts w:ascii="Calibri" w:hAnsi="Calibri" w:cs="Calibri"/>
+                <w:color w:val="000000"/>
               </w:rPr>
               <w:t>Approved</w:t>
             </w:r>
@@ -420,78 +532,120 @@
         </w:tc>
       </w:tr>
       <w:tr>
-        <w:tc>
-          <w:tcPr>
-            <w:tcW w:w="0" w:type="auto"/>
-            <w:hideMark/>
-          </w:tcPr>
-          <w:p>
-            <w:pPr>
-              <w:rPr>
-                <w:rFonts w:ascii="Arial" w:hAnsi="Arial" w:cs="Arial"/>
-              </w:rPr>
-            </w:pPr>
-            <w:r>
-              <w:rPr>
-                <w:rStyle w:val="Strong"/>
-                <w:rFonts w:ascii="Arial" w:hAnsi="Arial" w:cs="Arial"/>
-              </w:rPr>
-              <w:t>1: Cloud-First SaaS</w:t>
-            </w:r>
-          </w:p>
-        </w:tc>
-        <w:tc>
-          <w:tcPr>
-            <w:tcW w:w="0" w:type="auto"/>
-            <w:hideMark/>
-          </w:tcPr>
-          <w:p>
-            <w:pPr>
-              <w:rPr>
-                <w:rFonts w:ascii="Arial" w:hAnsi="Arial" w:cs="Arial"/>
-              </w:rPr>
-            </w:pPr>
-            <w:r>
-              <w:rPr>
-                <w:rFonts w:ascii="Arial" w:hAnsi="Arial" w:cs="Arial"/>
-              </w:rPr>
-              <w:t>Business Requirements Spec (BRD) &amp; Policy Compliance Check</w:t>
-            </w:r>
-          </w:p>
-        </w:tc>
-        <w:tc>
-          <w:tcPr>
-            <w:tcW w:w="0" w:type="auto"/>
-            <w:hideMark/>
-          </w:tcPr>
-          <w:p>
-            <w:pPr>
-              <w:rPr>
-                <w:rFonts w:ascii="Arial" w:hAnsi="Arial" w:cs="Arial"/>
-              </w:rPr>
-            </w:pPr>
-            <w:r>
-              <w:rPr>
-                <w:rFonts w:ascii="Arial" w:hAnsi="Arial" w:cs="Arial"/>
-              </w:rPr>
-              <w:t>Manuel Perez (BA)</w:t>
-            </w:r>
-          </w:p>
-        </w:tc>
-        <w:tc>
-          <w:tcPr>
-            <w:tcW w:w="0" w:type="auto"/>
-            <w:hideMark/>
-          </w:tcPr>
-          <w:p>
-            <w:pPr>
-              <w:rPr>
-                <w:rFonts w:ascii="Arial" w:hAnsi="Arial" w:cs="Arial"/>
-              </w:rPr>
-            </w:pPr>
-            <w:r>
-              <w:rPr>
-                <w:rFonts w:ascii="Arial" w:hAnsi="Arial" w:cs="Arial"/>
+        <w:trPr>
+          <w:trHeight w:val="320"/>
+        </w:trPr>
+        <w:tc>
+          <w:tcPr>
+            <w:tcW w:w="142" w:type="pct"/>
+            <w:noWrap/>
+            <w:hideMark/>
+          </w:tcPr>
+          <w:p>
+            <w:pPr>
+              <w:jc w:val="right"/>
+              <w:rPr>
+                <w:rFonts w:ascii="Calibri" w:hAnsi="Calibri" w:cs="Calibri"/>
+                <w:color w:val="000000"/>
+              </w:rPr>
+            </w:pPr>
+            <w:r>
+              <w:rPr>
+                <w:rFonts w:ascii="Calibri" w:hAnsi="Calibri" w:cs="Calibri"/>
+                <w:color w:val="000000"/>
+              </w:rPr>
+              <w:t>3</w:t>
+            </w:r>
+          </w:p>
+        </w:tc>
+        <w:tc>
+          <w:tcPr>
+            <w:tcW w:w="745" w:type="pct"/>
+            <w:noWrap/>
+            <w:hideMark/>
+          </w:tcPr>
+          <w:p>
+            <w:pPr>
+              <w:rPr>
+                <w:rFonts w:ascii="Calibri" w:hAnsi="Calibri" w:cs="Calibri"/>
+                <w:b/>
+                <w:bCs/>
+                <w:color w:val="000000"/>
+              </w:rPr>
+            </w:pPr>
+            <w:r>
+              <w:rPr>
+                <w:rFonts w:ascii="Calibri" w:hAnsi="Calibri" w:cs="Calibri"/>
+                <w:b/>
+                <w:bCs/>
+                <w:color w:val="000000"/>
+              </w:rPr>
+              <w:t>1: Cloud-First SaaS</w:t>
+            </w:r>
+          </w:p>
+        </w:tc>
+        <w:tc>
+          <w:tcPr>
+            <w:tcW w:w="1670" w:type="pct"/>
+            <w:noWrap/>
+            <w:hideMark/>
+          </w:tcPr>
+          <w:p>
+            <w:pPr>
+              <w:rPr>
+                <w:rFonts w:ascii="Calibri" w:hAnsi="Calibri" w:cs="Calibri"/>
+                <w:color w:val="000000"/>
+              </w:rPr>
+            </w:pPr>
+            <w:r>
+              <w:rPr>
+                <w:rFonts w:ascii="Calibri" w:hAnsi="Calibri" w:cs="Calibri"/>
+                <w:color w:val="000000"/>
+              </w:rPr>
+              <w:t>Business Requirements Spec (BRD) &amp; Policy Compliance Check</w:t>
+            </w:r>
+          </w:p>
+        </w:tc>
+        <w:tc>
+          <w:tcPr>
+            <w:tcW w:w="782" w:type="pct"/>
+            <w:noWrap/>
+            <w:hideMark/>
+          </w:tcPr>
+          <w:p>
+            <w:pPr>
+              <w:rPr>
+                <w:rFonts w:ascii="Calibri" w:hAnsi="Calibri" w:cs="Calibri"/>
+                <w:color w:val="000000"/>
+              </w:rPr>
+            </w:pPr>
+            <w:r>
+              <w:rPr>
+                <w:rFonts w:ascii="Calibri" w:hAnsi="Calibri" w:cs="Calibri"/>
+                <w:color w:val="000000"/>
+              </w:rPr>
+              <w:t>Manuel Perez (BA)</w:t>
+            </w:r>
+          </w:p>
+        </w:tc>
+        <w:tc>
+          <w:tcPr>
+            <w:tcW w:w="420" w:type="pct"/>
+            <w:noWrap/>
+            <w:hideMark/>
+          </w:tcPr>
+          <w:p>
+            <w:pPr>
+              <w:jc w:val="right"/>
+              <w:rPr>
+                <w:rFonts w:ascii="Calibri" w:hAnsi="Calibri" w:cs="Calibri"/>
+                <w:color w:val="000000"/>
+              </w:rPr>
+            </w:pPr>
+            <w:r>
+              <w:rPr>
+                <w:rFonts w:ascii="Calibri" w:hAnsi="Calibri" w:cs="Calibri"/>
+                <w:color w:val="000000"/>
               </w:rPr>
               <w:t>50</w:t>
             </w:r>
@@ -499,37 +653,43 @@
         </w:tc>
         <w:tc>
           <w:tcPr>
-            <w:tcW w:w="0" w:type="auto"/>
-            <w:hideMark/>
-          </w:tcPr>
-          <w:p>
-            <w:pPr>
-              <w:rPr>
-                <w:rFonts w:ascii="Arial" w:hAnsi="Arial" w:cs="Arial"/>
-              </w:rPr>
-            </w:pPr>
-            <w:r>
-              <w:rPr>
-                <w:rFonts w:ascii="Arial" w:hAnsi="Arial" w:cs="Arial"/>
-              </w:rPr>
-              <w:t>Month 1-2 (Weeks 3-5)</w:t>
-            </w:r>
-          </w:p>
-        </w:tc>
-        <w:tc>
-          <w:tcPr>
-            <w:tcW w:w="0" w:type="auto"/>
-            <w:hideMark/>
-          </w:tcPr>
-          <w:p>
-            <w:pPr>
-              <w:rPr>
-                <w:rFonts w:ascii="Arial" w:hAnsi="Arial" w:cs="Arial"/>
-              </w:rPr>
-            </w:pPr>
-            <w:r>
-              <w:rPr>
-                <w:rFonts w:ascii="Arial" w:hAnsi="Arial" w:cs="Arial"/>
+            <w:tcW w:w="793" w:type="pct"/>
+            <w:noWrap/>
+            <w:hideMark/>
+          </w:tcPr>
+          <w:p>
+            <w:pPr>
+              <w:rPr>
+                <w:rFonts w:ascii="Calibri" w:hAnsi="Calibri" w:cs="Calibri"/>
+                <w:color w:val="000000"/>
+              </w:rPr>
+            </w:pPr>
+            <w:r>
+              <w:rPr>
+                <w:rFonts w:ascii="Calibri" w:hAnsi="Calibri" w:cs="Calibri"/>
+                <w:color w:val="000000"/>
+              </w:rPr>
+              <w:t>Month 1-2 (Weeks 3-5)</w:t>
+            </w:r>
+          </w:p>
+        </w:tc>
+        <w:tc>
+          <w:tcPr>
+            <w:tcW w:w="449" w:type="pct"/>
+            <w:noWrap/>
+            <w:hideMark/>
+          </w:tcPr>
+          <w:p>
+            <w:pPr>
+              <w:rPr>
+                <w:rFonts w:ascii="Calibri" w:hAnsi="Calibri" w:cs="Calibri"/>
+                <w:color w:val="000000"/>
+              </w:rPr>
+            </w:pPr>
+            <w:r>
+              <w:rPr>
+                <w:rFonts w:ascii="Calibri" w:hAnsi="Calibri" w:cs="Calibri"/>
+                <w:color w:val="000000"/>
               </w:rPr>
               <w:t>Approved</w:t>
             </w:r>
@@ -537,368 +697,558 @@
         </w:tc>
       </w:tr>
       <w:tr>
-        <w:tc>
-          <w:tcPr>
-            <w:tcW w:w="0" w:type="auto"/>
-            <w:hideMark/>
-          </w:tcPr>
-          <w:p>
-            <w:pPr>
-              <w:rPr>
-                <w:rFonts w:ascii="Arial" w:hAnsi="Arial" w:cs="Arial"/>
-              </w:rPr>
-            </w:pPr>
-            <w:r>
-              <w:rPr>
-                <w:rStyle w:val="Strong"/>
-                <w:rFonts w:ascii="Arial" w:hAnsi="Arial" w:cs="Arial"/>
-              </w:rPr>
-              <w:t>1: Cloud-First SaaS</w:t>
-            </w:r>
-          </w:p>
-        </w:tc>
-        <w:tc>
-          <w:tcPr>
-            <w:tcW w:w="0" w:type="auto"/>
-            <w:hideMark/>
-          </w:tcPr>
-          <w:p>
-            <w:pPr>
-              <w:rPr>
-                <w:rFonts w:ascii="Arial" w:hAnsi="Arial" w:cs="Arial"/>
-              </w:rPr>
-            </w:pPr>
-            <w:r>
-              <w:rPr>
-                <w:rFonts w:ascii="Arial" w:hAnsi="Arial" w:cs="Arial"/>
-              </w:rPr>
-              <w:t>Sprint Supervision, UAT &amp; Comm. Plan Execution</w:t>
-            </w:r>
-          </w:p>
-        </w:tc>
-        <w:tc>
-          <w:tcPr>
-            <w:tcW w:w="0" w:type="auto"/>
-            <w:hideMark/>
-          </w:tcPr>
-          <w:p>
-            <w:pPr>
-              <w:rPr>
-                <w:rFonts w:ascii="Arial" w:hAnsi="Arial" w:cs="Arial"/>
-              </w:rPr>
-            </w:pPr>
-            <w:r>
-              <w:rPr>
-                <w:rFonts w:ascii="Arial" w:hAnsi="Arial" w:cs="Arial"/>
-              </w:rPr>
-              <w:t>Manuel Perez (BA)</w:t>
-            </w:r>
-          </w:p>
-        </w:tc>
-        <w:tc>
-          <w:tcPr>
-            <w:tcW w:w="0" w:type="auto"/>
-            <w:hideMark/>
-          </w:tcPr>
-          <w:p>
-            <w:pPr>
-              <w:rPr>
-                <w:rFonts w:ascii="Arial" w:hAnsi="Arial" w:cs="Arial"/>
-              </w:rPr>
-            </w:pPr>
-            <w:r>
-              <w:rPr>
-                <w:rFonts w:ascii="Arial" w:hAnsi="Arial" w:cs="Arial"/>
-              </w:rPr>
-              <w:t>30</w:t>
-            </w:r>
-          </w:p>
-        </w:tc>
-        <w:tc>
-          <w:tcPr>
-            <w:tcW w:w="0" w:type="auto"/>
-            <w:hideMark/>
-          </w:tcPr>
-          <w:p>
-            <w:pPr>
-              <w:rPr>
-                <w:rFonts w:ascii="Arial" w:hAnsi="Arial" w:cs="Arial"/>
-              </w:rPr>
-            </w:pPr>
-            <w:r>
-              <w:rPr>
-                <w:rFonts w:ascii="Arial" w:hAnsi="Arial" w:cs="Arial"/>
-              </w:rPr>
-              <w:t>Month 2-3 (Weeks 6-10)</w:t>
-            </w:r>
-          </w:p>
-        </w:tc>
-        <w:tc>
-          <w:tcPr>
-            <w:tcW w:w="0" w:type="auto"/>
-            <w:hideMark/>
-          </w:tcPr>
-          <w:p>
-            <w:pPr>
-              <w:rPr>
-                <w:rFonts w:ascii="Arial" w:hAnsi="Arial" w:cs="Arial"/>
-              </w:rPr>
-            </w:pPr>
-            <w:r>
-              <w:rPr>
-                <w:rFonts w:ascii="Arial" w:hAnsi="Arial" w:cs="Arial"/>
-              </w:rPr>
-              <w:t>Approved</w:t>
+        <w:trPr>
+          <w:trHeight w:val="320"/>
+        </w:trPr>
+        <w:tc>
+          <w:tcPr>
+            <w:tcW w:w="142" w:type="pct"/>
+            <w:noWrap/>
+            <w:hideMark/>
+          </w:tcPr>
+          <w:p>
+            <w:pPr>
+              <w:jc w:val="right"/>
+              <w:rPr>
+                <w:rFonts w:ascii="Calibri" w:hAnsi="Calibri" w:cs="Calibri"/>
+                <w:color w:val="000000"/>
+                <w:highlight w:val="yellow"/>
+              </w:rPr>
+            </w:pPr>
+            <w:r>
+              <w:rPr>
+                <w:rFonts w:ascii="Calibri" w:hAnsi="Calibri" w:cs="Calibri"/>
+                <w:color w:val="000000"/>
+                <w:highlight w:val="yellow"/>
+              </w:rPr>
+              <w:t>4</w:t>
+            </w:r>
+          </w:p>
+        </w:tc>
+        <w:tc>
+          <w:tcPr>
+            <w:tcW w:w="745" w:type="pct"/>
+            <w:noWrap/>
+            <w:hideMark/>
+          </w:tcPr>
+          <w:p>
+            <w:pPr>
+              <w:rPr>
+                <w:rFonts w:ascii="Calibri" w:hAnsi="Calibri" w:cs="Calibri"/>
+                <w:b/>
+                <w:bCs/>
+                <w:color w:val="000000"/>
+                <w:highlight w:val="yellow"/>
+              </w:rPr>
+            </w:pPr>
+            <w:r>
+              <w:rPr>
+                <w:rFonts w:ascii="Calibri" w:hAnsi="Calibri" w:cs="Calibri"/>
+                <w:b/>
+                <w:bCs/>
+                <w:color w:val="000000"/>
+                <w:highlight w:val="yellow"/>
+              </w:rPr>
+              <w:t>Both</w:t>
+            </w:r>
+          </w:p>
+        </w:tc>
+        <w:tc>
+          <w:tcPr>
+            <w:tcW w:w="1670" w:type="pct"/>
+            <w:noWrap/>
+            <w:hideMark/>
+          </w:tcPr>
+          <w:p>
+            <w:pPr>
+              <w:rPr>
+                <w:rFonts w:ascii="Calibri" w:hAnsi="Calibri" w:cs="Calibri"/>
+                <w:color w:val="000000"/>
+                <w:highlight w:val="yellow"/>
+              </w:rPr>
+            </w:pPr>
+            <w:r>
+              <w:rPr>
+                <w:rFonts w:ascii="Calibri" w:hAnsi="Calibri" w:cs="Calibri"/>
+                <w:color w:val="000000"/>
+                <w:highlight w:val="yellow"/>
+              </w:rPr>
+              <w:t> IT Staff &amp; Devs Compliance Certification (</w:t>
+            </w:r>
+            <w:proofErr w:type="spellStart"/>
+            <w:r>
+              <w:rPr>
+                <w:rFonts w:ascii="Calibri" w:hAnsi="Calibri" w:cs="Calibri"/>
+                <w:color w:val="000000"/>
+                <w:highlight w:val="yellow"/>
+              </w:rPr>
+              <w:t>Sentrient</w:t>
+            </w:r>
+            <w:proofErr w:type="spellEnd"/>
+            <w:r>
+              <w:rPr>
+                <w:rFonts w:ascii="Calibri" w:hAnsi="Calibri" w:cs="Calibri"/>
+                <w:color w:val="000000"/>
+                <w:highlight w:val="yellow"/>
+              </w:rPr>
+              <w:t>)</w:t>
+            </w:r>
+          </w:p>
+        </w:tc>
+        <w:tc>
+          <w:tcPr>
+            <w:tcW w:w="782" w:type="pct"/>
+            <w:noWrap/>
+            <w:hideMark/>
+          </w:tcPr>
+          <w:p>
+            <w:pPr>
+              <w:rPr>
+                <w:rFonts w:ascii="Calibri" w:hAnsi="Calibri" w:cs="Calibri"/>
+                <w:color w:val="000000"/>
+                <w:highlight w:val="yellow"/>
+              </w:rPr>
+            </w:pPr>
+            <w:r>
+              <w:rPr>
+                <w:rFonts w:ascii="Calibri" w:hAnsi="Calibri" w:cs="Calibri"/>
+                <w:color w:val="000000"/>
+                <w:highlight w:val="yellow"/>
+              </w:rPr>
+              <w:t>David Chen / Manuel Perez</w:t>
+            </w:r>
+          </w:p>
+        </w:tc>
+        <w:tc>
+          <w:tcPr>
+            <w:tcW w:w="420" w:type="pct"/>
+            <w:noWrap/>
+            <w:hideMark/>
+          </w:tcPr>
+          <w:p>
+            <w:pPr>
+              <w:jc w:val="right"/>
+              <w:rPr>
+                <w:rFonts w:ascii="Calibri" w:hAnsi="Calibri" w:cs="Calibri"/>
+                <w:color w:val="000000"/>
+                <w:highlight w:val="yellow"/>
+              </w:rPr>
+            </w:pPr>
+            <w:r>
+              <w:rPr>
+                <w:rFonts w:ascii="Calibri" w:hAnsi="Calibri" w:cs="Calibri"/>
+                <w:color w:val="000000"/>
+                <w:highlight w:val="yellow"/>
+              </w:rPr>
+              <w:t>5</w:t>
+            </w:r>
+          </w:p>
+        </w:tc>
+        <w:tc>
+          <w:tcPr>
+            <w:tcW w:w="793" w:type="pct"/>
+            <w:noWrap/>
+            <w:hideMark/>
+          </w:tcPr>
+          <w:p>
+            <w:pPr>
+              <w:rPr>
+                <w:rFonts w:ascii="Calibri" w:hAnsi="Calibri" w:cs="Calibri"/>
+                <w:color w:val="000000"/>
+                <w:highlight w:val="yellow"/>
+              </w:rPr>
+            </w:pPr>
+            <w:r>
+              <w:rPr>
+                <w:rFonts w:ascii="Calibri" w:hAnsi="Calibri" w:cs="Calibri"/>
+                <w:color w:val="000000"/>
+                <w:highlight w:val="yellow"/>
+              </w:rPr>
+              <w:t>Month 2 (Week 5)</w:t>
+            </w:r>
+          </w:p>
+        </w:tc>
+        <w:tc>
+          <w:tcPr>
+            <w:tcW w:w="449" w:type="pct"/>
+            <w:noWrap/>
+            <w:hideMark/>
+          </w:tcPr>
+          <w:p>
+            <w:pPr>
+              <w:rPr>
+                <w:rFonts w:ascii="Calibri" w:hAnsi="Calibri" w:cs="Calibri"/>
+                <w:color w:val="000000"/>
+                <w:highlight w:val="yellow"/>
+              </w:rPr>
+            </w:pPr>
+            <w:r>
+              <w:rPr>
+                <w:rFonts w:ascii="Calibri" w:hAnsi="Calibri" w:cs="Calibri"/>
+                <w:color w:val="000000"/>
+                <w:highlight w:val="yellow"/>
+              </w:rPr>
+              <w:t>Approved (CR)</w:t>
             </w:r>
           </w:p>
         </w:tc>
       </w:tr>
       <w:tr>
-        <w:tc>
-          <w:tcPr>
-            <w:tcW w:w="0" w:type="auto"/>
-            <w:hideMark/>
-          </w:tcPr>
-          <w:p>
-            <w:pPr>
-              <w:rPr>
-                <w:rFonts w:ascii="Arial" w:hAnsi="Arial" w:cs="Arial"/>
-              </w:rPr>
-            </w:pPr>
-            <w:r>
-              <w:rPr>
-                <w:rStyle w:val="Strong"/>
-                <w:rFonts w:ascii="Arial" w:hAnsi="Arial" w:cs="Arial"/>
-              </w:rPr>
-              <w:t xml:space="preserve">2: </w:t>
-            </w:r>
-            <w:r>
-              <w:rPr>
-                <w:rFonts w:ascii="Arial" w:hAnsi="Arial" w:cs="Arial"/>
+        <w:trPr>
+          <w:trHeight w:val="320"/>
+        </w:trPr>
+        <w:tc>
+          <w:tcPr>
+            <w:tcW w:w="142" w:type="pct"/>
+            <w:noWrap/>
+            <w:hideMark/>
+          </w:tcPr>
+          <w:p>
+            <w:pPr>
+              <w:jc w:val="right"/>
+              <w:rPr>
+                <w:rFonts w:ascii="Calibri" w:hAnsi="Calibri" w:cs="Calibri"/>
+                <w:color w:val="000000"/>
+                <w:highlight w:val="yellow"/>
+              </w:rPr>
+            </w:pPr>
+            <w:r>
+              <w:rPr>
+                <w:rFonts w:ascii="Calibri" w:hAnsi="Calibri" w:cs="Calibri"/>
+                <w:color w:val="000000"/>
+                <w:highlight w:val="yellow"/>
+              </w:rPr>
+              <w:t>5</w:t>
+            </w:r>
+          </w:p>
+        </w:tc>
+        <w:tc>
+          <w:tcPr>
+            <w:tcW w:w="745" w:type="pct"/>
+            <w:noWrap/>
+            <w:hideMark/>
+          </w:tcPr>
+          <w:p>
+            <w:pPr>
+              <w:rPr>
+                <w:rFonts w:ascii="Calibri" w:hAnsi="Calibri" w:cs="Calibri"/>
                 <w:b/>
                 <w:bCs/>
-                <w:color w:val="000000" w:themeColor="text1"/>
-              </w:rPr>
-              <w:t>Strategic Hardware Partnerships and Outsourced Distribution</w:t>
-            </w:r>
-          </w:p>
-        </w:tc>
-        <w:tc>
-          <w:tcPr>
-            <w:tcW w:w="0" w:type="auto"/>
-            <w:hideMark/>
-          </w:tcPr>
-          <w:p>
-            <w:pPr>
-              <w:rPr>
-                <w:rFonts w:ascii="Arial" w:hAnsi="Arial" w:cs="Arial"/>
-              </w:rPr>
-            </w:pPr>
-            <w:r>
-              <w:rPr>
-                <w:rFonts w:ascii="Arial" w:hAnsi="Arial" w:cs="Arial"/>
-              </w:rPr>
-              <w:t>Supplier Evaluation, PPSR Check &amp; SLA Matrix</w:t>
-            </w:r>
-          </w:p>
-        </w:tc>
-        <w:tc>
-          <w:tcPr>
-            <w:tcW w:w="0" w:type="auto"/>
-            <w:hideMark/>
-          </w:tcPr>
-          <w:p>
-            <w:pPr>
-              <w:rPr>
-                <w:rFonts w:ascii="Arial" w:hAnsi="Arial" w:cs="Arial"/>
-              </w:rPr>
-            </w:pPr>
-            <w:r>
-              <w:rPr>
-                <w:rFonts w:ascii="Arial" w:hAnsi="Arial" w:cs="Arial"/>
-              </w:rPr>
-              <w:t>Manuel Perez (BA)</w:t>
-            </w:r>
-          </w:p>
-        </w:tc>
-        <w:tc>
-          <w:tcPr>
-            <w:tcW w:w="0" w:type="auto"/>
-            <w:hideMark/>
-          </w:tcPr>
-          <w:p>
-            <w:pPr>
-              <w:rPr>
-                <w:rFonts w:ascii="Arial" w:hAnsi="Arial" w:cs="Arial"/>
-              </w:rPr>
-            </w:pPr>
-            <w:r>
-              <w:rPr>
-                <w:rFonts w:ascii="Arial" w:hAnsi="Arial" w:cs="Arial"/>
-              </w:rPr>
-              <w:t>30</w:t>
-            </w:r>
-          </w:p>
-        </w:tc>
-        <w:tc>
-          <w:tcPr>
-            <w:tcW w:w="0" w:type="auto"/>
-            <w:hideMark/>
-          </w:tcPr>
-          <w:p>
-            <w:pPr>
-              <w:rPr>
-                <w:rFonts w:ascii="Arial" w:hAnsi="Arial" w:cs="Arial"/>
-              </w:rPr>
-            </w:pPr>
-            <w:r>
-              <w:rPr>
-                <w:rFonts w:ascii="Arial" w:hAnsi="Arial" w:cs="Arial"/>
-              </w:rPr>
-              <w:t>Month 1 (Weeks 1-2)</w:t>
-            </w:r>
-          </w:p>
-        </w:tc>
-        <w:tc>
-          <w:tcPr>
-            <w:tcW w:w="0" w:type="auto"/>
-            <w:hideMark/>
-          </w:tcPr>
-          <w:p>
-            <w:pPr>
-              <w:rPr>
-                <w:rFonts w:ascii="Arial" w:hAnsi="Arial" w:cs="Arial"/>
-              </w:rPr>
-            </w:pPr>
-            <w:r>
-              <w:rPr>
-                <w:rFonts w:ascii="Arial" w:hAnsi="Arial" w:cs="Arial"/>
-              </w:rPr>
-              <w:t>Approved</w:t>
+                <w:color w:val="000000"/>
+                <w:highlight w:val="yellow"/>
+              </w:rPr>
+            </w:pPr>
+            <w:r>
+              <w:rPr>
+                <w:rFonts w:ascii="Calibri" w:hAnsi="Calibri" w:cs="Calibri"/>
+                <w:b/>
+                <w:bCs/>
+                <w:color w:val="000000"/>
+                <w:highlight w:val="yellow"/>
+              </w:rPr>
+              <w:t>1: Cloud-First SaaS</w:t>
+            </w:r>
+          </w:p>
+        </w:tc>
+        <w:tc>
+          <w:tcPr>
+            <w:tcW w:w="1670" w:type="pct"/>
+            <w:noWrap/>
+            <w:hideMark/>
+          </w:tcPr>
+          <w:p>
+            <w:pPr>
+              <w:rPr>
+                <w:rFonts w:ascii="Calibri" w:hAnsi="Calibri" w:cs="Calibri"/>
+                <w:color w:val="000000"/>
+                <w:highlight w:val="yellow"/>
+              </w:rPr>
+            </w:pPr>
+            <w:r>
+              <w:rPr>
+                <w:rFonts w:ascii="Calibri" w:hAnsi="Calibri" w:cs="Calibri"/>
+                <w:color w:val="000000"/>
+                <w:highlight w:val="yellow"/>
+              </w:rPr>
+              <w:t> </w:t>
+            </w:r>
+            <w:proofErr w:type="spellStart"/>
+            <w:r>
+              <w:rPr>
+                <w:rFonts w:ascii="Calibri" w:hAnsi="Calibri" w:cs="Calibri"/>
+                <w:color w:val="000000"/>
+                <w:highlight w:val="yellow"/>
+              </w:rPr>
+              <w:t>Sentrient</w:t>
+            </w:r>
+            <w:proofErr w:type="spellEnd"/>
+            <w:r>
+              <w:rPr>
+                <w:rFonts w:ascii="Calibri" w:hAnsi="Calibri" w:cs="Calibri"/>
+                <w:color w:val="000000"/>
+                <w:highlight w:val="yellow"/>
+              </w:rPr>
+              <w:t> GRC API &amp; Encryption Requirements (CR)</w:t>
+            </w:r>
+          </w:p>
+        </w:tc>
+        <w:tc>
+          <w:tcPr>
+            <w:tcW w:w="782" w:type="pct"/>
+            <w:noWrap/>
+            <w:hideMark/>
+          </w:tcPr>
+          <w:p>
+            <w:pPr>
+              <w:rPr>
+                <w:rFonts w:ascii="Calibri" w:hAnsi="Calibri" w:cs="Calibri"/>
+                <w:color w:val="000000"/>
+                <w:highlight w:val="yellow"/>
+              </w:rPr>
+            </w:pPr>
+            <w:r>
+              <w:rPr>
+                <w:rFonts w:ascii="Calibri" w:hAnsi="Calibri" w:cs="Calibri"/>
+                <w:color w:val="000000"/>
+                <w:highlight w:val="yellow"/>
+              </w:rPr>
+              <w:t>Manuel Perez (BA)</w:t>
+            </w:r>
+          </w:p>
+        </w:tc>
+        <w:tc>
+          <w:tcPr>
+            <w:tcW w:w="420" w:type="pct"/>
+            <w:noWrap/>
+            <w:hideMark/>
+          </w:tcPr>
+          <w:p>
+            <w:pPr>
+              <w:jc w:val="right"/>
+              <w:rPr>
+                <w:rFonts w:ascii="Calibri" w:hAnsi="Calibri" w:cs="Calibri"/>
+                <w:color w:val="000000"/>
+                <w:highlight w:val="yellow"/>
+              </w:rPr>
+            </w:pPr>
+            <w:r>
+              <w:rPr>
+                <w:rFonts w:ascii="Calibri" w:hAnsi="Calibri" w:cs="Calibri"/>
+                <w:color w:val="000000"/>
+                <w:highlight w:val="yellow"/>
+              </w:rPr>
+              <w:t>20</w:t>
+            </w:r>
+          </w:p>
+        </w:tc>
+        <w:tc>
+          <w:tcPr>
+            <w:tcW w:w="793" w:type="pct"/>
+            <w:noWrap/>
+            <w:hideMark/>
+          </w:tcPr>
+          <w:p>
+            <w:pPr>
+              <w:rPr>
+                <w:rFonts w:ascii="Calibri" w:hAnsi="Calibri" w:cs="Calibri"/>
+                <w:color w:val="000000"/>
+                <w:highlight w:val="yellow"/>
+              </w:rPr>
+            </w:pPr>
+            <w:r>
+              <w:rPr>
+                <w:rFonts w:ascii="Calibri" w:hAnsi="Calibri" w:cs="Calibri"/>
+                <w:color w:val="000000"/>
+                <w:highlight w:val="yellow"/>
+              </w:rPr>
+              <w:t>Month 2 (Weeks 6-7)</w:t>
+            </w:r>
+          </w:p>
+        </w:tc>
+        <w:tc>
+          <w:tcPr>
+            <w:tcW w:w="449" w:type="pct"/>
+            <w:noWrap/>
+            <w:hideMark/>
+          </w:tcPr>
+          <w:p>
+            <w:pPr>
+              <w:rPr>
+                <w:rFonts w:ascii="Calibri" w:hAnsi="Calibri" w:cs="Calibri"/>
+                <w:color w:val="000000"/>
+                <w:highlight w:val="yellow"/>
+              </w:rPr>
+            </w:pPr>
+            <w:r>
+              <w:rPr>
+                <w:rFonts w:ascii="Calibri" w:hAnsi="Calibri" w:cs="Calibri"/>
+                <w:color w:val="000000"/>
+                <w:highlight w:val="yellow"/>
+              </w:rPr>
+              <w:t>Approved (CR)</w:t>
             </w:r>
           </w:p>
         </w:tc>
       </w:tr>
       <w:tr>
-        <w:tc>
-          <w:tcPr>
-            <w:tcW w:w="0" w:type="auto"/>
-            <w:hideMark/>
-          </w:tcPr>
-          <w:p>
-            <w:pPr>
-              <w:rPr>
-                <w:rFonts w:ascii="Arial" w:hAnsi="Arial" w:cs="Arial"/>
-              </w:rPr>
-            </w:pPr>
-            <w:r>
-              <w:rPr>
-                <w:rStyle w:val="Strong"/>
-                <w:rFonts w:ascii="Arial" w:hAnsi="Arial" w:cs="Arial"/>
-              </w:rPr>
-              <w:t xml:space="preserve">2: </w:t>
-            </w:r>
-            <w:r>
-              <w:rPr>
-                <w:rFonts w:ascii="Arial" w:hAnsi="Arial" w:cs="Arial"/>
+        <w:trPr>
+          <w:trHeight w:val="320"/>
+        </w:trPr>
+        <w:tc>
+          <w:tcPr>
+            <w:tcW w:w="142" w:type="pct"/>
+            <w:noWrap/>
+            <w:hideMark/>
+          </w:tcPr>
+          <w:p>
+            <w:pPr>
+              <w:jc w:val="right"/>
+              <w:rPr>
+                <w:rFonts w:ascii="Calibri" w:hAnsi="Calibri" w:cs="Calibri"/>
+                <w:color w:val="000000"/>
+              </w:rPr>
+            </w:pPr>
+            <w:r>
+              <w:rPr>
+                <w:rFonts w:ascii="Calibri" w:hAnsi="Calibri" w:cs="Calibri"/>
+                <w:color w:val="000000"/>
+              </w:rPr>
+              <w:t>6</w:t>
+            </w:r>
+          </w:p>
+        </w:tc>
+        <w:tc>
+          <w:tcPr>
+            <w:tcW w:w="745" w:type="pct"/>
+            <w:noWrap/>
+            <w:hideMark/>
+          </w:tcPr>
+          <w:p>
+            <w:pPr>
+              <w:rPr>
+                <w:rFonts w:ascii="Calibri" w:hAnsi="Calibri" w:cs="Calibri"/>
                 <w:b/>
                 <w:bCs/>
-                <w:color w:val="000000" w:themeColor="text1"/>
-              </w:rPr>
-              <w:t>Strategic Hardware Partnerships and Outsourced Distribution</w:t>
-            </w:r>
-          </w:p>
-        </w:tc>
-        <w:tc>
-          <w:tcPr>
-            <w:tcW w:w="0" w:type="auto"/>
-            <w:hideMark/>
-          </w:tcPr>
-          <w:p>
-            <w:pPr>
-              <w:rPr>
-                <w:rFonts w:ascii="Arial" w:hAnsi="Arial" w:cs="Arial"/>
-              </w:rPr>
-            </w:pPr>
-            <w:r>
-              <w:rPr>
-                <w:rFonts w:ascii="Arial" w:hAnsi="Arial" w:cs="Arial"/>
-              </w:rPr>
-              <w:t>ERP Integration Requirements Mapping</w:t>
-            </w:r>
-          </w:p>
-        </w:tc>
-        <w:tc>
-          <w:tcPr>
-            <w:tcW w:w="0" w:type="auto"/>
-            <w:hideMark/>
-          </w:tcPr>
-          <w:p>
-            <w:pPr>
-              <w:rPr>
-                <w:rFonts w:ascii="Arial" w:hAnsi="Arial" w:cs="Arial"/>
-              </w:rPr>
-            </w:pPr>
-            <w:r>
-              <w:rPr>
-                <w:rFonts w:ascii="Arial" w:hAnsi="Arial" w:cs="Arial"/>
-              </w:rPr>
-              <w:t>Manuel Perez (BA)</w:t>
-            </w:r>
-          </w:p>
-        </w:tc>
-        <w:tc>
-          <w:tcPr>
-            <w:tcW w:w="0" w:type="auto"/>
-            <w:hideMark/>
-          </w:tcPr>
-          <w:p>
-            <w:pPr>
-              <w:rPr>
-                <w:rFonts w:ascii="Arial" w:hAnsi="Arial" w:cs="Arial"/>
-              </w:rPr>
-            </w:pPr>
-            <w:r>
-              <w:rPr>
-                <w:rFonts w:ascii="Arial" w:hAnsi="Arial" w:cs="Arial"/>
-              </w:rPr>
-              <w:t>40</w:t>
-            </w:r>
-          </w:p>
-        </w:tc>
-        <w:tc>
-          <w:tcPr>
-            <w:tcW w:w="0" w:type="auto"/>
-            <w:hideMark/>
-          </w:tcPr>
-          <w:p>
-            <w:pPr>
-              <w:rPr>
-                <w:rFonts w:ascii="Arial" w:hAnsi="Arial" w:cs="Arial"/>
-              </w:rPr>
-            </w:pPr>
-            <w:r>
-              <w:rPr>
-                <w:rFonts w:ascii="Arial" w:hAnsi="Arial" w:cs="Arial"/>
-              </w:rPr>
-              <w:t>Month 1-2 (Weeks 3-5)</w:t>
-            </w:r>
-          </w:p>
-        </w:tc>
-        <w:tc>
-          <w:tcPr>
-            <w:tcW w:w="0" w:type="auto"/>
-            <w:hideMark/>
-          </w:tcPr>
-          <w:p>
-            <w:pPr>
-              <w:rPr>
-                <w:rFonts w:ascii="Arial" w:hAnsi="Arial" w:cs="Arial"/>
-              </w:rPr>
-            </w:pPr>
-            <w:r>
-              <w:rPr>
-                <w:rFonts w:ascii="Arial" w:hAnsi="Arial" w:cs="Arial"/>
+                <w:color w:val="000000"/>
+              </w:rPr>
+            </w:pPr>
+            <w:r>
+              <w:rPr>
+                <w:rFonts w:ascii="Calibri" w:hAnsi="Calibri" w:cs="Calibri"/>
+                <w:b/>
+                <w:bCs/>
+                <w:color w:val="000000"/>
+              </w:rPr>
+              <w:t>2: Hardware Partnerships</w:t>
+            </w:r>
+          </w:p>
+        </w:tc>
+        <w:tc>
+          <w:tcPr>
+            <w:tcW w:w="1670" w:type="pct"/>
+            <w:noWrap/>
+            <w:hideMark/>
+          </w:tcPr>
+          <w:p>
+            <w:pPr>
+              <w:rPr>
+                <w:rFonts w:ascii="Calibri" w:hAnsi="Calibri" w:cs="Calibri"/>
+                <w:color w:val="000000"/>
+              </w:rPr>
+            </w:pPr>
+            <w:r>
+              <w:rPr>
+                <w:rFonts w:ascii="Calibri" w:hAnsi="Calibri" w:cs="Calibri"/>
+                <w:color w:val="000000"/>
+              </w:rPr>
+              <w:t>Supplier Evaluation, PPSR Check &amp; SLA Matrix</w:t>
+            </w:r>
+          </w:p>
+        </w:tc>
+        <w:tc>
+          <w:tcPr>
+            <w:tcW w:w="782" w:type="pct"/>
+            <w:noWrap/>
+            <w:hideMark/>
+          </w:tcPr>
+          <w:p>
+            <w:pPr>
+              <w:rPr>
+                <w:rFonts w:ascii="Calibri" w:hAnsi="Calibri" w:cs="Calibri"/>
+                <w:color w:val="000000"/>
+              </w:rPr>
+            </w:pPr>
+            <w:r>
+              <w:rPr>
+                <w:rFonts w:ascii="Calibri" w:hAnsi="Calibri" w:cs="Calibri"/>
+                <w:color w:val="000000"/>
+              </w:rPr>
+              <w:t>Manuel Perez (BA)</w:t>
+            </w:r>
+          </w:p>
+        </w:tc>
+        <w:tc>
+          <w:tcPr>
+            <w:tcW w:w="420" w:type="pct"/>
+            <w:noWrap/>
+            <w:hideMark/>
+          </w:tcPr>
+          <w:p>
+            <w:pPr>
+              <w:jc w:val="right"/>
+              <w:rPr>
+                <w:rFonts w:ascii="Calibri" w:hAnsi="Calibri" w:cs="Calibri"/>
+                <w:color w:val="000000"/>
+              </w:rPr>
+            </w:pPr>
+            <w:r>
+              <w:rPr>
+                <w:rFonts w:ascii="Calibri" w:hAnsi="Calibri" w:cs="Calibri"/>
+                <w:color w:val="000000"/>
+              </w:rPr>
+              <w:t>30</w:t>
+            </w:r>
+          </w:p>
+        </w:tc>
+        <w:tc>
+          <w:tcPr>
+            <w:tcW w:w="793" w:type="pct"/>
+            <w:noWrap/>
+            <w:hideMark/>
+          </w:tcPr>
+          <w:p>
+            <w:pPr>
+              <w:rPr>
+                <w:rFonts w:ascii="Calibri" w:hAnsi="Calibri" w:cs="Calibri"/>
+                <w:color w:val="000000"/>
+              </w:rPr>
+            </w:pPr>
+            <w:r>
+              <w:rPr>
+                <w:rFonts w:ascii="Calibri" w:hAnsi="Calibri" w:cs="Calibri"/>
+                <w:color w:val="000000"/>
+              </w:rPr>
+              <w:t>Month 1 (Weeks 1-2)</w:t>
+            </w:r>
+          </w:p>
+        </w:tc>
+        <w:tc>
+          <w:tcPr>
+            <w:tcW w:w="449" w:type="pct"/>
+            <w:noWrap/>
+            <w:hideMark/>
+          </w:tcPr>
+          <w:p>
+            <w:pPr>
+              <w:rPr>
+                <w:rFonts w:ascii="Calibri" w:hAnsi="Calibri" w:cs="Calibri"/>
+                <w:color w:val="000000"/>
+              </w:rPr>
+            </w:pPr>
+            <w:r>
+              <w:rPr>
+                <w:rFonts w:ascii="Calibri" w:hAnsi="Calibri" w:cs="Calibri"/>
+                <w:color w:val="000000"/>
               </w:rPr>
               <w:t>Approved</w:t>
             </w:r>
@@ -906,125 +1256,164 @@
         </w:tc>
       </w:tr>
       <w:tr>
-        <w:tc>
-          <w:tcPr>
-            <w:tcW w:w="0" w:type="auto"/>
-            <w:hideMark/>
-          </w:tcPr>
-          <w:p>
-            <w:pPr>
-              <w:rPr>
-                <w:rFonts w:ascii="Arial" w:hAnsi="Arial" w:cs="Arial"/>
-              </w:rPr>
-            </w:pPr>
-            <w:r>
-              <w:rPr>
-                <w:rStyle w:val="Strong"/>
-                <w:rFonts w:ascii="Arial" w:hAnsi="Arial" w:cs="Arial"/>
-              </w:rPr>
-              <w:t xml:space="preserve">2: </w:t>
-            </w:r>
-            <w:r>
-              <w:rPr>
-                <w:rFonts w:ascii="Arial" w:hAnsi="Arial" w:cs="Arial"/>
+        <w:trPr>
+          <w:trHeight w:val="320"/>
+        </w:trPr>
+        <w:tc>
+          <w:tcPr>
+            <w:tcW w:w="142" w:type="pct"/>
+            <w:noWrap/>
+            <w:hideMark/>
+          </w:tcPr>
+          <w:p>
+            <w:pPr>
+              <w:jc w:val="right"/>
+              <w:rPr>
+                <w:rFonts w:ascii="Calibri" w:hAnsi="Calibri" w:cs="Calibri"/>
+                <w:color w:val="000000"/>
+              </w:rPr>
+            </w:pPr>
+            <w:r>
+              <w:rPr>
+                <w:rFonts w:ascii="Calibri" w:hAnsi="Calibri" w:cs="Calibri"/>
+                <w:color w:val="000000"/>
+              </w:rPr>
+              <w:t>7</w:t>
+            </w:r>
+          </w:p>
+        </w:tc>
+        <w:tc>
+          <w:tcPr>
+            <w:tcW w:w="745" w:type="pct"/>
+            <w:noWrap/>
+            <w:hideMark/>
+          </w:tcPr>
+          <w:p>
+            <w:pPr>
+              <w:rPr>
+                <w:rFonts w:ascii="Calibri" w:hAnsi="Calibri" w:cs="Calibri"/>
                 <w:b/>
                 <w:bCs/>
-                <w:color w:val="000000" w:themeColor="text1"/>
-              </w:rPr>
-              <w:t>Strategic Hardware Partnerships and Outsourced Distribution</w:t>
-            </w:r>
-          </w:p>
-        </w:tc>
-        <w:tc>
-          <w:tcPr>
-            <w:tcW w:w="0" w:type="auto"/>
-            <w:hideMark/>
-          </w:tcPr>
-          <w:p>
-            <w:pPr>
-              <w:rPr>
-                <w:rFonts w:ascii="Arial" w:hAnsi="Arial" w:cs="Arial"/>
-              </w:rPr>
-            </w:pPr>
-            <w:r>
-              <w:rPr>
-                <w:rFonts w:ascii="Arial" w:hAnsi="Arial" w:cs="Arial"/>
-              </w:rPr>
-              <w:t>Pilot Review Report &amp; Quality Sign-off</w:t>
-            </w:r>
-          </w:p>
-        </w:tc>
-        <w:tc>
-          <w:tcPr>
-            <w:tcW w:w="0" w:type="auto"/>
-            <w:hideMark/>
-          </w:tcPr>
-          <w:p>
-            <w:pPr>
-              <w:rPr>
-                <w:rFonts w:ascii="Arial" w:hAnsi="Arial" w:cs="Arial"/>
-              </w:rPr>
-            </w:pPr>
-            <w:r>
-              <w:rPr>
-                <w:rFonts w:ascii="Arial" w:hAnsi="Arial" w:cs="Arial"/>
-              </w:rPr>
-              <w:t>Manuel Perez (BA)</w:t>
-            </w:r>
-          </w:p>
-        </w:tc>
-        <w:tc>
-          <w:tcPr>
-            <w:tcW w:w="0" w:type="auto"/>
-            <w:hideMark/>
-          </w:tcPr>
-          <w:p>
-            <w:pPr>
-              <w:rPr>
-                <w:rFonts w:ascii="Arial" w:hAnsi="Arial" w:cs="Arial"/>
-              </w:rPr>
-            </w:pPr>
-            <w:r>
-              <w:rPr>
-                <w:rFonts w:ascii="Arial" w:hAnsi="Arial" w:cs="Arial"/>
-              </w:rPr>
-              <w:t>20</w:t>
-            </w:r>
-          </w:p>
-        </w:tc>
-        <w:tc>
-          <w:tcPr>
-            <w:tcW w:w="0" w:type="auto"/>
-            <w:hideMark/>
-          </w:tcPr>
-          <w:p>
-            <w:pPr>
-              <w:rPr>
-                <w:rFonts w:ascii="Arial" w:hAnsi="Arial" w:cs="Arial"/>
-              </w:rPr>
-            </w:pPr>
-            <w:r>
-              <w:rPr>
-                <w:rFonts w:ascii="Arial" w:hAnsi="Arial" w:cs="Arial"/>
-              </w:rPr>
-              <w:t>Month 3 (Weeks 9-10)</w:t>
-            </w:r>
-          </w:p>
-        </w:tc>
-        <w:tc>
-          <w:tcPr>
-            <w:tcW w:w="0" w:type="auto"/>
-            <w:hideMark/>
-          </w:tcPr>
-          <w:p>
-            <w:pPr>
-              <w:rPr>
-                <w:rFonts w:ascii="Arial" w:hAnsi="Arial" w:cs="Arial"/>
-              </w:rPr>
-            </w:pPr>
-            <w:r>
-              <w:rPr>
-                <w:rFonts w:ascii="Arial" w:hAnsi="Arial" w:cs="Arial"/>
+                <w:color w:val="000000"/>
+              </w:rPr>
+            </w:pPr>
+            <w:r>
+              <w:rPr>
+                <w:rFonts w:ascii="Calibri" w:hAnsi="Calibri" w:cs="Calibri"/>
+                <w:b/>
+                <w:bCs/>
+                <w:color w:val="000000"/>
+              </w:rPr>
+              <w:t>2: Hardware Partnerships</w:t>
+            </w:r>
+          </w:p>
+        </w:tc>
+        <w:tc>
+          <w:tcPr>
+            <w:tcW w:w="1670" w:type="pct"/>
+            <w:noWrap/>
+            <w:hideMark/>
+          </w:tcPr>
+          <w:p>
+            <w:pPr>
+              <w:rPr>
+                <w:rFonts w:ascii="Calibri" w:hAnsi="Calibri" w:cs="Calibri"/>
+                <w:color w:val="000000"/>
+              </w:rPr>
+            </w:pPr>
+            <w:r>
+              <w:rPr>
+                <w:rFonts w:ascii="Calibri" w:hAnsi="Calibri" w:cs="Calibri"/>
+                <w:color w:val="000000"/>
+              </w:rPr>
+              <w:t>ERP Integration Requirements Mapping</w:t>
+            </w:r>
+          </w:p>
+        </w:tc>
+        <w:tc>
+          <w:tcPr>
+            <w:tcW w:w="782" w:type="pct"/>
+            <w:noWrap/>
+            <w:hideMark/>
+          </w:tcPr>
+          <w:p>
+            <w:pPr>
+              <w:rPr>
+                <w:rFonts w:ascii="Calibri" w:hAnsi="Calibri" w:cs="Calibri"/>
+                <w:color w:val="000000"/>
+              </w:rPr>
+            </w:pPr>
+            <w:r>
+              <w:rPr>
+                <w:rFonts w:ascii="Calibri" w:hAnsi="Calibri" w:cs="Calibri"/>
+                <w:color w:val="000000"/>
+              </w:rPr>
+              <w:t>Manuel Perez (BA)</w:t>
+            </w:r>
+          </w:p>
+        </w:tc>
+        <w:tc>
+          <w:tcPr>
+            <w:tcW w:w="420" w:type="pct"/>
+            <w:noWrap/>
+            <w:hideMark/>
+          </w:tcPr>
+          <w:p>
+            <w:pPr>
+              <w:jc w:val="right"/>
+              <w:rPr>
+                <w:rFonts w:ascii="Calibri" w:hAnsi="Calibri" w:cs="Calibri"/>
+                <w:color w:val="000000"/>
+              </w:rPr>
+            </w:pPr>
+            <w:r>
+              <w:rPr>
+                <w:rFonts w:ascii="Calibri" w:hAnsi="Calibri" w:cs="Calibri"/>
+                <w:color w:val="000000"/>
+              </w:rPr>
+              <w:t>40</w:t>
+            </w:r>
+          </w:p>
+        </w:tc>
+        <w:tc>
+          <w:tcPr>
+            <w:tcW w:w="793" w:type="pct"/>
+            <w:noWrap/>
+            <w:hideMark/>
+          </w:tcPr>
+          <w:p>
+            <w:pPr>
+              <w:rPr>
+                <w:rFonts w:ascii="Calibri" w:hAnsi="Calibri" w:cs="Calibri"/>
+                <w:color w:val="000000"/>
+              </w:rPr>
+            </w:pPr>
+            <w:r>
+              <w:rPr>
+                <w:rFonts w:ascii="Calibri" w:hAnsi="Calibri" w:cs="Calibri"/>
+                <w:color w:val="000000"/>
+              </w:rPr>
+              <w:t>Month 1-2 (Weeks 3-5)</w:t>
+            </w:r>
+          </w:p>
+        </w:tc>
+        <w:tc>
+          <w:tcPr>
+            <w:tcW w:w="449" w:type="pct"/>
+            <w:noWrap/>
+            <w:hideMark/>
+          </w:tcPr>
+          <w:p>
+            <w:pPr>
+              <w:rPr>
+                <w:rFonts w:ascii="Calibri" w:hAnsi="Calibri" w:cs="Calibri"/>
+                <w:color w:val="000000"/>
+              </w:rPr>
+            </w:pPr>
+            <w:r>
+              <w:rPr>
+                <w:rFonts w:ascii="Calibri" w:hAnsi="Calibri" w:cs="Calibri"/>
+                <w:color w:val="000000"/>
               </w:rPr>
               <w:t>Approved</w:t>
             </w:r>
@@ -1032,21 +1421,580 @@
         </w:tc>
       </w:tr>
       <w:tr>
-        <w:tc>
-          <w:tcPr>
-            <w:tcW w:w="0" w:type="auto"/>
-            <w:hideMark/>
-          </w:tcPr>
-          <w:p>
-            <w:pPr>
-              <w:rPr>
-                <w:rFonts w:ascii="Arial" w:hAnsi="Arial" w:cs="Arial"/>
-              </w:rPr>
-            </w:pPr>
-            <w:r>
-              <w:rPr>
-                <w:rStyle w:val="Strong"/>
-                <w:rFonts w:ascii="Arial" w:hAnsi="Arial" w:cs="Arial"/>
+        <w:trPr>
+          <w:trHeight w:val="320"/>
+        </w:trPr>
+        <w:tc>
+          <w:tcPr>
+            <w:tcW w:w="142" w:type="pct"/>
+            <w:noWrap/>
+            <w:hideMark/>
+          </w:tcPr>
+          <w:p>
+            <w:pPr>
+              <w:jc w:val="right"/>
+              <w:rPr>
+                <w:rFonts w:ascii="Calibri" w:hAnsi="Calibri" w:cs="Calibri"/>
+                <w:color w:val="000000"/>
+                <w:highlight w:val="yellow"/>
+              </w:rPr>
+            </w:pPr>
+            <w:r>
+              <w:rPr>
+                <w:rFonts w:ascii="Calibri" w:hAnsi="Calibri" w:cs="Calibri"/>
+                <w:color w:val="000000"/>
+                <w:highlight w:val="yellow"/>
+              </w:rPr>
+              <w:t>8</w:t>
+            </w:r>
+          </w:p>
+        </w:tc>
+        <w:tc>
+          <w:tcPr>
+            <w:tcW w:w="745" w:type="pct"/>
+            <w:noWrap/>
+            <w:hideMark/>
+          </w:tcPr>
+          <w:p>
+            <w:pPr>
+              <w:rPr>
+                <w:rFonts w:ascii="Calibri" w:hAnsi="Calibri" w:cs="Calibri"/>
+                <w:b/>
+                <w:bCs/>
+                <w:color w:val="000000"/>
+                <w:highlight w:val="yellow"/>
+              </w:rPr>
+            </w:pPr>
+            <w:r>
+              <w:rPr>
+                <w:rFonts w:ascii="Calibri" w:hAnsi="Calibri" w:cs="Calibri"/>
+                <w:b/>
+                <w:bCs/>
+                <w:color w:val="000000"/>
+                <w:highlight w:val="yellow"/>
+              </w:rPr>
+              <w:t>2: Hardware Partnerships</w:t>
+            </w:r>
+          </w:p>
+        </w:tc>
+        <w:tc>
+          <w:tcPr>
+            <w:tcW w:w="1670" w:type="pct"/>
+            <w:noWrap/>
+            <w:hideMark/>
+          </w:tcPr>
+          <w:p>
+            <w:pPr>
+              <w:rPr>
+                <w:rFonts w:ascii="Calibri" w:hAnsi="Calibri" w:cs="Calibri"/>
+                <w:color w:val="000000"/>
+                <w:highlight w:val="yellow"/>
+              </w:rPr>
+            </w:pPr>
+            <w:r>
+              <w:rPr>
+                <w:rFonts w:ascii="Calibri" w:hAnsi="Calibri" w:cs="Calibri"/>
+                <w:color w:val="000000"/>
+                <w:highlight w:val="yellow"/>
+              </w:rPr>
+              <w:t> Vendor Risk Mgmt. Gateway Setup (</w:t>
+            </w:r>
+            <w:proofErr w:type="spellStart"/>
+            <w:r>
+              <w:rPr>
+                <w:rFonts w:ascii="Calibri" w:hAnsi="Calibri" w:cs="Calibri"/>
+                <w:color w:val="000000"/>
+                <w:highlight w:val="yellow"/>
+              </w:rPr>
+              <w:t>Sentrient</w:t>
+            </w:r>
+            <w:proofErr w:type="spellEnd"/>
+            <w:r>
+              <w:rPr>
+                <w:rFonts w:ascii="Calibri" w:hAnsi="Calibri" w:cs="Calibri"/>
+                <w:color w:val="000000"/>
+                <w:highlight w:val="yellow"/>
+              </w:rPr>
+              <w:t> CR)</w:t>
+            </w:r>
+          </w:p>
+        </w:tc>
+        <w:tc>
+          <w:tcPr>
+            <w:tcW w:w="782" w:type="pct"/>
+            <w:noWrap/>
+            <w:hideMark/>
+          </w:tcPr>
+          <w:p>
+            <w:pPr>
+              <w:rPr>
+                <w:rFonts w:ascii="Calibri" w:hAnsi="Calibri" w:cs="Calibri"/>
+                <w:color w:val="000000"/>
+                <w:highlight w:val="yellow"/>
+              </w:rPr>
+            </w:pPr>
+            <w:r>
+              <w:rPr>
+                <w:rFonts w:ascii="Calibri" w:hAnsi="Calibri" w:cs="Calibri"/>
+                <w:color w:val="000000"/>
+                <w:highlight w:val="yellow"/>
+              </w:rPr>
+              <w:t>Manuel Perez (BA)</w:t>
+            </w:r>
+          </w:p>
+        </w:tc>
+        <w:tc>
+          <w:tcPr>
+            <w:tcW w:w="420" w:type="pct"/>
+            <w:noWrap/>
+            <w:hideMark/>
+          </w:tcPr>
+          <w:p>
+            <w:pPr>
+              <w:jc w:val="right"/>
+              <w:rPr>
+                <w:rFonts w:ascii="Calibri" w:hAnsi="Calibri" w:cs="Calibri"/>
+                <w:color w:val="000000"/>
+                <w:highlight w:val="yellow"/>
+              </w:rPr>
+            </w:pPr>
+            <w:r>
+              <w:rPr>
+                <w:rFonts w:ascii="Calibri" w:hAnsi="Calibri" w:cs="Calibri"/>
+                <w:color w:val="000000"/>
+                <w:highlight w:val="yellow"/>
+              </w:rPr>
+              <w:t>20</w:t>
+            </w:r>
+          </w:p>
+        </w:tc>
+        <w:tc>
+          <w:tcPr>
+            <w:tcW w:w="793" w:type="pct"/>
+            <w:noWrap/>
+            <w:hideMark/>
+          </w:tcPr>
+          <w:p>
+            <w:pPr>
+              <w:rPr>
+                <w:rFonts w:ascii="Calibri" w:hAnsi="Calibri" w:cs="Calibri"/>
+                <w:color w:val="000000"/>
+                <w:highlight w:val="yellow"/>
+              </w:rPr>
+            </w:pPr>
+            <w:r>
+              <w:rPr>
+                <w:rFonts w:ascii="Calibri" w:hAnsi="Calibri" w:cs="Calibri"/>
+                <w:color w:val="000000"/>
+                <w:highlight w:val="yellow"/>
+              </w:rPr>
+              <w:t>Month 2 (Weeks 6-7)</w:t>
+            </w:r>
+          </w:p>
+        </w:tc>
+        <w:tc>
+          <w:tcPr>
+            <w:tcW w:w="449" w:type="pct"/>
+            <w:noWrap/>
+            <w:hideMark/>
+          </w:tcPr>
+          <w:p>
+            <w:pPr>
+              <w:rPr>
+                <w:rFonts w:ascii="Calibri" w:hAnsi="Calibri" w:cs="Calibri"/>
+                <w:color w:val="000000"/>
+                <w:highlight w:val="yellow"/>
+              </w:rPr>
+            </w:pPr>
+            <w:r>
+              <w:rPr>
+                <w:rFonts w:ascii="Calibri" w:hAnsi="Calibri" w:cs="Calibri"/>
+                <w:color w:val="000000"/>
+                <w:highlight w:val="yellow"/>
+              </w:rPr>
+              <w:t>Approved (CR)</w:t>
+            </w:r>
+          </w:p>
+        </w:tc>
+      </w:tr>
+      <w:tr>
+        <w:trPr>
+          <w:trHeight w:val="320"/>
+        </w:trPr>
+        <w:tc>
+          <w:tcPr>
+            <w:tcW w:w="142" w:type="pct"/>
+            <w:noWrap/>
+            <w:hideMark/>
+          </w:tcPr>
+          <w:p>
+            <w:pPr>
+              <w:jc w:val="right"/>
+              <w:rPr>
+                <w:rFonts w:ascii="Calibri" w:hAnsi="Calibri" w:cs="Calibri"/>
+                <w:color w:val="000000"/>
+              </w:rPr>
+            </w:pPr>
+            <w:r>
+              <w:rPr>
+                <w:rFonts w:ascii="Calibri" w:hAnsi="Calibri" w:cs="Calibri"/>
+                <w:color w:val="000000"/>
+              </w:rPr>
+              <w:t>9</w:t>
+            </w:r>
+          </w:p>
+        </w:tc>
+        <w:tc>
+          <w:tcPr>
+            <w:tcW w:w="745" w:type="pct"/>
+            <w:noWrap/>
+            <w:hideMark/>
+          </w:tcPr>
+          <w:p>
+            <w:pPr>
+              <w:rPr>
+                <w:rFonts w:ascii="Calibri" w:hAnsi="Calibri" w:cs="Calibri"/>
+                <w:b/>
+                <w:bCs/>
+                <w:color w:val="000000"/>
+              </w:rPr>
+            </w:pPr>
+            <w:r>
+              <w:rPr>
+                <w:rFonts w:ascii="Calibri" w:hAnsi="Calibri" w:cs="Calibri"/>
+                <w:b/>
+                <w:bCs/>
+                <w:color w:val="000000"/>
+              </w:rPr>
+              <w:t>1: Cloud-First SaaS</w:t>
+            </w:r>
+          </w:p>
+        </w:tc>
+        <w:tc>
+          <w:tcPr>
+            <w:tcW w:w="1670" w:type="pct"/>
+            <w:noWrap/>
+            <w:hideMark/>
+          </w:tcPr>
+          <w:p>
+            <w:pPr>
+              <w:rPr>
+                <w:rFonts w:ascii="Calibri" w:hAnsi="Calibri" w:cs="Calibri"/>
+                <w:color w:val="000000"/>
+              </w:rPr>
+            </w:pPr>
+            <w:r>
+              <w:rPr>
+                <w:rFonts w:ascii="Calibri" w:hAnsi="Calibri" w:cs="Calibri"/>
+                <w:color w:val="000000"/>
+              </w:rPr>
+              <w:t>Sprint Supervision, UAT &amp; Comm. Plan Execution</w:t>
+            </w:r>
+          </w:p>
+        </w:tc>
+        <w:tc>
+          <w:tcPr>
+            <w:tcW w:w="782" w:type="pct"/>
+            <w:noWrap/>
+            <w:hideMark/>
+          </w:tcPr>
+          <w:p>
+            <w:pPr>
+              <w:rPr>
+                <w:rFonts w:ascii="Calibri" w:hAnsi="Calibri" w:cs="Calibri"/>
+                <w:color w:val="000000"/>
+              </w:rPr>
+            </w:pPr>
+            <w:r>
+              <w:rPr>
+                <w:rFonts w:ascii="Calibri" w:hAnsi="Calibri" w:cs="Calibri"/>
+                <w:color w:val="000000"/>
+              </w:rPr>
+              <w:t>Manuel Perez (BA)</w:t>
+            </w:r>
+          </w:p>
+        </w:tc>
+        <w:tc>
+          <w:tcPr>
+            <w:tcW w:w="420" w:type="pct"/>
+            <w:noWrap/>
+            <w:hideMark/>
+          </w:tcPr>
+          <w:p>
+            <w:pPr>
+              <w:jc w:val="right"/>
+              <w:rPr>
+                <w:rFonts w:ascii="Calibri" w:hAnsi="Calibri" w:cs="Calibri"/>
+                <w:color w:val="000000"/>
+              </w:rPr>
+            </w:pPr>
+            <w:r>
+              <w:rPr>
+                <w:rFonts w:ascii="Calibri" w:hAnsi="Calibri" w:cs="Calibri"/>
+                <w:color w:val="000000"/>
+              </w:rPr>
+              <w:t>30</w:t>
+            </w:r>
+          </w:p>
+        </w:tc>
+        <w:tc>
+          <w:tcPr>
+            <w:tcW w:w="793" w:type="pct"/>
+            <w:noWrap/>
+            <w:hideMark/>
+          </w:tcPr>
+          <w:p>
+            <w:pPr>
+              <w:rPr>
+                <w:rFonts w:ascii="Calibri" w:hAnsi="Calibri" w:cs="Calibri"/>
+                <w:color w:val="000000"/>
+              </w:rPr>
+            </w:pPr>
+            <w:r>
+              <w:rPr>
+                <w:rFonts w:ascii="Calibri" w:hAnsi="Calibri" w:cs="Calibri"/>
+                <w:color w:val="000000"/>
+              </w:rPr>
+              <w:t>Month 2-3 (Weeks 6-10)</w:t>
+            </w:r>
+          </w:p>
+        </w:tc>
+        <w:tc>
+          <w:tcPr>
+            <w:tcW w:w="449" w:type="pct"/>
+            <w:noWrap/>
+            <w:hideMark/>
+          </w:tcPr>
+          <w:p>
+            <w:pPr>
+              <w:rPr>
+                <w:rFonts w:ascii="Calibri" w:hAnsi="Calibri" w:cs="Calibri"/>
+                <w:color w:val="000000"/>
+              </w:rPr>
+            </w:pPr>
+            <w:r>
+              <w:rPr>
+                <w:rFonts w:ascii="Calibri" w:hAnsi="Calibri" w:cs="Calibri"/>
+                <w:color w:val="000000"/>
+              </w:rPr>
+              <w:t>Approved</w:t>
+            </w:r>
+          </w:p>
+        </w:tc>
+      </w:tr>
+      <w:tr>
+        <w:trPr>
+          <w:trHeight w:val="320"/>
+        </w:trPr>
+        <w:tc>
+          <w:tcPr>
+            <w:tcW w:w="142" w:type="pct"/>
+            <w:noWrap/>
+            <w:hideMark/>
+          </w:tcPr>
+          <w:p>
+            <w:pPr>
+              <w:jc w:val="right"/>
+              <w:rPr>
+                <w:rFonts w:ascii="Calibri" w:hAnsi="Calibri" w:cs="Calibri"/>
+                <w:color w:val="000000"/>
+              </w:rPr>
+            </w:pPr>
+            <w:r>
+              <w:rPr>
+                <w:rFonts w:ascii="Calibri" w:hAnsi="Calibri" w:cs="Calibri"/>
+                <w:color w:val="000000"/>
+              </w:rPr>
+              <w:t>10</w:t>
+            </w:r>
+          </w:p>
+        </w:tc>
+        <w:tc>
+          <w:tcPr>
+            <w:tcW w:w="745" w:type="pct"/>
+            <w:noWrap/>
+            <w:hideMark/>
+          </w:tcPr>
+          <w:p>
+            <w:pPr>
+              <w:rPr>
+                <w:rFonts w:ascii="Calibri" w:hAnsi="Calibri" w:cs="Calibri"/>
+                <w:b/>
+                <w:bCs/>
+                <w:color w:val="000000"/>
+              </w:rPr>
+            </w:pPr>
+            <w:r>
+              <w:rPr>
+                <w:rFonts w:ascii="Calibri" w:hAnsi="Calibri" w:cs="Calibri"/>
+                <w:b/>
+                <w:bCs/>
+                <w:color w:val="000000"/>
+              </w:rPr>
+              <w:t>2: Hardware Partnerships</w:t>
+            </w:r>
+          </w:p>
+        </w:tc>
+        <w:tc>
+          <w:tcPr>
+            <w:tcW w:w="1670" w:type="pct"/>
+            <w:noWrap/>
+            <w:hideMark/>
+          </w:tcPr>
+          <w:p>
+            <w:pPr>
+              <w:rPr>
+                <w:rFonts w:ascii="Calibri" w:hAnsi="Calibri" w:cs="Calibri"/>
+                <w:color w:val="000000"/>
+              </w:rPr>
+            </w:pPr>
+            <w:r>
+              <w:rPr>
+                <w:rFonts w:ascii="Calibri" w:hAnsi="Calibri" w:cs="Calibri"/>
+                <w:color w:val="000000"/>
+              </w:rPr>
+              <w:t>Pilot Review Report &amp; Quality Sign-off</w:t>
+            </w:r>
+          </w:p>
+        </w:tc>
+        <w:tc>
+          <w:tcPr>
+            <w:tcW w:w="782" w:type="pct"/>
+            <w:noWrap/>
+            <w:hideMark/>
+          </w:tcPr>
+          <w:p>
+            <w:pPr>
+              <w:rPr>
+                <w:rFonts w:ascii="Calibri" w:hAnsi="Calibri" w:cs="Calibri"/>
+                <w:color w:val="000000"/>
+              </w:rPr>
+            </w:pPr>
+            <w:r>
+              <w:rPr>
+                <w:rFonts w:ascii="Calibri" w:hAnsi="Calibri" w:cs="Calibri"/>
+                <w:color w:val="000000"/>
+              </w:rPr>
+              <w:t>Manuel Perez (BA)</w:t>
+            </w:r>
+          </w:p>
+        </w:tc>
+        <w:tc>
+          <w:tcPr>
+            <w:tcW w:w="420" w:type="pct"/>
+            <w:noWrap/>
+            <w:hideMark/>
+          </w:tcPr>
+          <w:p>
+            <w:pPr>
+              <w:jc w:val="right"/>
+              <w:rPr>
+                <w:rFonts w:ascii="Calibri" w:hAnsi="Calibri" w:cs="Calibri"/>
+                <w:color w:val="000000"/>
+              </w:rPr>
+            </w:pPr>
+            <w:r>
+              <w:rPr>
+                <w:rFonts w:ascii="Calibri" w:hAnsi="Calibri" w:cs="Calibri"/>
+                <w:color w:val="000000"/>
+              </w:rPr>
+              <w:t>20</w:t>
+            </w:r>
+          </w:p>
+        </w:tc>
+        <w:tc>
+          <w:tcPr>
+            <w:tcW w:w="793" w:type="pct"/>
+            <w:noWrap/>
+            <w:hideMark/>
+          </w:tcPr>
+          <w:p>
+            <w:pPr>
+              <w:rPr>
+                <w:rFonts w:ascii="Calibri" w:hAnsi="Calibri" w:cs="Calibri"/>
+                <w:color w:val="000000"/>
+              </w:rPr>
+            </w:pPr>
+            <w:r>
+              <w:rPr>
+                <w:rFonts w:ascii="Calibri" w:hAnsi="Calibri" w:cs="Calibri"/>
+                <w:color w:val="000000"/>
+              </w:rPr>
+              <w:t>Month 3 (Weeks 9-10)</w:t>
+            </w:r>
+          </w:p>
+        </w:tc>
+        <w:tc>
+          <w:tcPr>
+            <w:tcW w:w="449" w:type="pct"/>
+            <w:noWrap/>
+            <w:hideMark/>
+          </w:tcPr>
+          <w:p>
+            <w:pPr>
+              <w:rPr>
+                <w:rFonts w:ascii="Calibri" w:hAnsi="Calibri" w:cs="Calibri"/>
+                <w:color w:val="000000"/>
+              </w:rPr>
+            </w:pPr>
+            <w:r>
+              <w:rPr>
+                <w:rFonts w:ascii="Calibri" w:hAnsi="Calibri" w:cs="Calibri"/>
+                <w:color w:val="000000"/>
+              </w:rPr>
+              <w:t>Approved</w:t>
+            </w:r>
+          </w:p>
+        </w:tc>
+      </w:tr>
+      <w:tr>
+        <w:trPr>
+          <w:trHeight w:val="320"/>
+        </w:trPr>
+        <w:tc>
+          <w:tcPr>
+            <w:tcW w:w="142" w:type="pct"/>
+            <w:noWrap/>
+            <w:hideMark/>
+          </w:tcPr>
+          <w:p>
+            <w:pPr>
+              <w:jc w:val="right"/>
+              <w:rPr>
+                <w:rFonts w:ascii="Calibri" w:hAnsi="Calibri" w:cs="Calibri"/>
+                <w:color w:val="000000"/>
+              </w:rPr>
+            </w:pPr>
+            <w:r>
+              <w:rPr>
+                <w:rFonts w:ascii="Calibri" w:hAnsi="Calibri" w:cs="Calibri"/>
+                <w:color w:val="000000"/>
+              </w:rPr>
+              <w:t>11</w:t>
+            </w:r>
+          </w:p>
+        </w:tc>
+        <w:tc>
+          <w:tcPr>
+            <w:tcW w:w="745" w:type="pct"/>
+            <w:noWrap/>
+            <w:hideMark/>
+          </w:tcPr>
+          <w:p>
+            <w:pPr>
+              <w:rPr>
+                <w:rFonts w:ascii="Calibri" w:hAnsi="Calibri" w:cs="Calibri"/>
+                <w:b/>
+                <w:bCs/>
+                <w:color w:val="000000"/>
+              </w:rPr>
+            </w:pPr>
+            <w:r>
+              <w:rPr>
+                <w:rFonts w:ascii="Calibri" w:hAnsi="Calibri" w:cs="Calibri"/>
+                <w:b/>
+                <w:bCs/>
+                <w:color w:val="000000"/>
               </w:rPr>
               <w:t>Both</w:t>
             </w:r>
@@ -1054,56 +2002,66 @@
         </w:tc>
         <w:tc>
           <w:tcPr>
-            <w:tcW w:w="0" w:type="auto"/>
-            <w:hideMark/>
-          </w:tcPr>
-          <w:p>
-            <w:pPr>
-              <w:rPr>
-                <w:rFonts w:ascii="Arial" w:hAnsi="Arial" w:cs="Arial"/>
-              </w:rPr>
-            </w:pPr>
-            <w:r>
-              <w:rPr>
-                <w:rFonts w:ascii="Arial" w:hAnsi="Arial" w:cs="Arial"/>
-              </w:rPr>
-              <w:t>BA Performance Review &amp; Interim Evaluation</w:t>
-            </w:r>
-          </w:p>
-        </w:tc>
-        <w:tc>
-          <w:tcPr>
-            <w:tcW w:w="0" w:type="auto"/>
-            <w:hideMark/>
-          </w:tcPr>
-          <w:p>
-            <w:pPr>
-              <w:rPr>
-                <w:rFonts w:ascii="Arial" w:hAnsi="Arial" w:cs="Arial"/>
-              </w:rPr>
-            </w:pPr>
-            <w:r>
-              <w:rPr>
-                <w:rFonts w:ascii="Arial" w:hAnsi="Arial" w:cs="Arial"/>
-              </w:rPr>
-              <w:t>Divya Sapra / Manuel</w:t>
-            </w:r>
-          </w:p>
-        </w:tc>
-        <w:tc>
-          <w:tcPr>
-            <w:tcW w:w="0" w:type="auto"/>
-            <w:hideMark/>
-          </w:tcPr>
-          <w:p>
-            <w:pPr>
-              <w:rPr>
-                <w:rFonts w:ascii="Arial" w:hAnsi="Arial" w:cs="Arial"/>
-              </w:rPr>
-            </w:pPr>
-            <w:r>
-              <w:rPr>
-                <w:rFonts w:ascii="Arial" w:hAnsi="Arial" w:cs="Arial"/>
+            <w:tcW w:w="1670" w:type="pct"/>
+            <w:noWrap/>
+            <w:hideMark/>
+          </w:tcPr>
+          <w:p>
+            <w:pPr>
+              <w:rPr>
+                <w:rFonts w:ascii="Calibri" w:hAnsi="Calibri" w:cs="Calibri"/>
+                <w:color w:val="000000"/>
+              </w:rPr>
+            </w:pPr>
+            <w:r>
+              <w:rPr>
+                <w:rFonts w:ascii="Calibri" w:hAnsi="Calibri" w:cs="Calibri"/>
+                <w:color w:val="000000"/>
+              </w:rPr>
+              <w:t>BA Performance Review &amp; Interim Evaluation</w:t>
+            </w:r>
+          </w:p>
+        </w:tc>
+        <w:tc>
+          <w:tcPr>
+            <w:tcW w:w="782" w:type="pct"/>
+            <w:noWrap/>
+            <w:hideMark/>
+          </w:tcPr>
+          <w:p>
+            <w:pPr>
+              <w:rPr>
+                <w:rFonts w:ascii="Calibri" w:hAnsi="Calibri" w:cs="Calibri"/>
+                <w:color w:val="000000"/>
+              </w:rPr>
+            </w:pPr>
+            <w:r>
+              <w:rPr>
+                <w:rFonts w:ascii="Calibri" w:hAnsi="Calibri" w:cs="Calibri"/>
+                <w:color w:val="000000"/>
+              </w:rPr>
+              <w:t>Divya Sapra / Manuel Perez</w:t>
+            </w:r>
+          </w:p>
+        </w:tc>
+        <w:tc>
+          <w:tcPr>
+            <w:tcW w:w="420" w:type="pct"/>
+            <w:noWrap/>
+            <w:hideMark/>
+          </w:tcPr>
+          <w:p>
+            <w:pPr>
+              <w:jc w:val="right"/>
+              <w:rPr>
+                <w:rFonts w:ascii="Calibri" w:hAnsi="Calibri" w:cs="Calibri"/>
+                <w:color w:val="000000"/>
+              </w:rPr>
+            </w:pPr>
+            <w:r>
+              <w:rPr>
+                <w:rFonts w:ascii="Calibri" w:hAnsi="Calibri" w:cs="Calibri"/>
+                <w:color w:val="000000"/>
               </w:rPr>
               <w:t>2</w:t>
             </w:r>
@@ -1111,52 +2069,227 @@
         </w:tc>
         <w:tc>
           <w:tcPr>
-            <w:tcW w:w="0" w:type="auto"/>
-            <w:hideMark/>
-          </w:tcPr>
-          <w:p>
-            <w:pPr>
-              <w:rPr>
-                <w:rFonts w:ascii="Arial" w:hAnsi="Arial" w:cs="Arial"/>
-              </w:rPr>
-            </w:pPr>
-            <w:r>
-              <w:rPr>
-                <w:rFonts w:ascii="Arial" w:hAnsi="Arial" w:cs="Arial"/>
-              </w:rPr>
-              <w:t>Month 3 (Week 10)</w:t>
-            </w:r>
-          </w:p>
-        </w:tc>
-        <w:tc>
-          <w:tcPr>
-            <w:tcW w:w="0" w:type="auto"/>
-            <w:hideMark/>
-          </w:tcPr>
-          <w:p>
-            <w:pPr>
-              <w:rPr>
-                <w:rFonts w:ascii="Arial" w:hAnsi="Arial" w:cs="Arial"/>
-              </w:rPr>
-            </w:pPr>
-            <w:r>
-              <w:rPr>
-                <w:rFonts w:ascii="Arial" w:hAnsi="Arial" w:cs="Arial"/>
+            <w:tcW w:w="793" w:type="pct"/>
+            <w:noWrap/>
+            <w:hideMark/>
+          </w:tcPr>
+          <w:p>
+            <w:pPr>
+              <w:rPr>
+                <w:rFonts w:ascii="Calibri" w:hAnsi="Calibri" w:cs="Calibri"/>
+                <w:color w:val="000000"/>
+              </w:rPr>
+            </w:pPr>
+            <w:r>
+              <w:rPr>
+                <w:rFonts w:ascii="Calibri" w:hAnsi="Calibri" w:cs="Calibri"/>
+                <w:color w:val="000000"/>
+              </w:rPr>
+              <w:t>Month 3 (Week 10)</w:t>
+            </w:r>
+          </w:p>
+        </w:tc>
+        <w:tc>
+          <w:tcPr>
+            <w:tcW w:w="449" w:type="pct"/>
+            <w:noWrap/>
+            <w:hideMark/>
+          </w:tcPr>
+          <w:p>
+            <w:pPr>
+              <w:rPr>
+                <w:rFonts w:ascii="Calibri" w:hAnsi="Calibri" w:cs="Calibri"/>
+                <w:color w:val="000000"/>
+              </w:rPr>
+            </w:pPr>
+            <w:r>
+              <w:rPr>
+                <w:rFonts w:ascii="Calibri" w:hAnsi="Calibri" w:cs="Calibri"/>
+                <w:color w:val="000000"/>
               </w:rPr>
               <w:t>Approved</w:t>
+            </w:r>
+          </w:p>
+        </w:tc>
+      </w:tr>
+      <w:tr>
+        <w:trPr>
+          <w:trHeight w:val="320"/>
+        </w:trPr>
+        <w:tc>
+          <w:tcPr>
+            <w:tcW w:w="142" w:type="pct"/>
+            <w:noWrap/>
+            <w:hideMark/>
+          </w:tcPr>
+          <w:p>
+            <w:pPr>
+              <w:jc w:val="right"/>
+              <w:rPr>
+                <w:rFonts w:ascii="Calibri" w:hAnsi="Calibri" w:cs="Calibri"/>
+                <w:color w:val="000000"/>
+              </w:rPr>
+            </w:pPr>
+            <w:r>
+              <w:rPr>
+                <w:rFonts w:ascii="Calibri" w:hAnsi="Calibri" w:cs="Calibri"/>
+                <w:color w:val="000000"/>
+              </w:rPr>
+              <w:t>12</w:t>
+            </w:r>
+          </w:p>
+        </w:tc>
+        <w:tc>
+          <w:tcPr>
+            <w:tcW w:w="745" w:type="pct"/>
+            <w:noWrap/>
+            <w:hideMark/>
+          </w:tcPr>
+          <w:p>
+            <w:pPr>
+              <w:rPr>
+                <w:rFonts w:ascii="Calibri" w:hAnsi="Calibri" w:cs="Calibri"/>
+                <w:b/>
+                <w:bCs/>
+                <w:color w:val="000000"/>
+                <w:highlight w:val="yellow"/>
+              </w:rPr>
+            </w:pPr>
+            <w:r>
+              <w:rPr>
+                <w:rFonts w:ascii="Calibri" w:hAnsi="Calibri" w:cs="Calibri"/>
+                <w:b/>
+                <w:bCs/>
+                <w:color w:val="000000"/>
+                <w:highlight w:val="yellow"/>
+              </w:rPr>
+              <w:t>Professional Dev.</w:t>
+            </w:r>
+          </w:p>
+        </w:tc>
+        <w:tc>
+          <w:tcPr>
+            <w:tcW w:w="1670" w:type="pct"/>
+            <w:noWrap/>
+            <w:hideMark/>
+          </w:tcPr>
+          <w:p>
+            <w:pPr>
+              <w:rPr>
+                <w:rFonts w:ascii="Calibri" w:hAnsi="Calibri" w:cs="Calibri"/>
+                <w:color w:val="000000"/>
+                <w:highlight w:val="yellow"/>
+              </w:rPr>
+            </w:pPr>
+            <w:r>
+              <w:rPr>
+                <w:rFonts w:ascii="Calibri" w:hAnsi="Calibri" w:cs="Calibri"/>
+                <w:color w:val="000000"/>
+                <w:highlight w:val="yellow"/>
+              </w:rPr>
+              <w:t> Agile/Scrum &amp; Async Communication Training</w:t>
+            </w:r>
+          </w:p>
+        </w:tc>
+        <w:tc>
+          <w:tcPr>
+            <w:tcW w:w="782" w:type="pct"/>
+            <w:noWrap/>
+            <w:hideMark/>
+          </w:tcPr>
+          <w:p>
+            <w:pPr>
+              <w:rPr>
+                <w:rFonts w:ascii="Calibri" w:hAnsi="Calibri" w:cs="Calibri"/>
+                <w:color w:val="000000"/>
+                <w:highlight w:val="yellow"/>
+              </w:rPr>
+            </w:pPr>
+            <w:r>
+              <w:rPr>
+                <w:rFonts w:ascii="Calibri" w:hAnsi="Calibri" w:cs="Calibri"/>
+                <w:color w:val="000000"/>
+                <w:highlight w:val="yellow"/>
+              </w:rPr>
+              <w:t>Manuel Perez (BA)</w:t>
+            </w:r>
+          </w:p>
+        </w:tc>
+        <w:tc>
+          <w:tcPr>
+            <w:tcW w:w="420" w:type="pct"/>
+            <w:noWrap/>
+            <w:hideMark/>
+          </w:tcPr>
+          <w:p>
+            <w:pPr>
+              <w:jc w:val="right"/>
+              <w:rPr>
+                <w:rFonts w:ascii="Calibri" w:hAnsi="Calibri" w:cs="Calibri"/>
+                <w:color w:val="000000"/>
+                <w:highlight w:val="yellow"/>
+              </w:rPr>
+            </w:pPr>
+            <w:r>
+              <w:rPr>
+                <w:rFonts w:ascii="Calibri" w:hAnsi="Calibri" w:cs="Calibri"/>
+                <w:color w:val="000000"/>
+                <w:highlight w:val="yellow"/>
+              </w:rPr>
+              <w:t>15</w:t>
+            </w:r>
+          </w:p>
+        </w:tc>
+        <w:tc>
+          <w:tcPr>
+            <w:tcW w:w="793" w:type="pct"/>
+            <w:noWrap/>
+            <w:hideMark/>
+          </w:tcPr>
+          <w:p>
+            <w:pPr>
+              <w:rPr>
+                <w:rFonts w:ascii="Calibri" w:hAnsi="Calibri" w:cs="Calibri"/>
+                <w:color w:val="000000"/>
+                <w:highlight w:val="yellow"/>
+              </w:rPr>
+            </w:pPr>
+            <w:r>
+              <w:rPr>
+                <w:rFonts w:ascii="Calibri" w:hAnsi="Calibri" w:cs="Calibri"/>
+                <w:color w:val="000000"/>
+                <w:highlight w:val="yellow"/>
+              </w:rPr>
+              <w:t>Month 3 (Week 11-12)</w:t>
+            </w:r>
+          </w:p>
+        </w:tc>
+        <w:tc>
+          <w:tcPr>
+            <w:tcW w:w="449" w:type="pct"/>
+            <w:noWrap/>
+            <w:hideMark/>
+          </w:tcPr>
+          <w:p>
+            <w:pPr>
+              <w:rPr>
+                <w:rFonts w:ascii="Calibri" w:hAnsi="Calibri" w:cs="Calibri"/>
+                <w:color w:val="000000"/>
+                <w:highlight w:val="yellow"/>
+              </w:rPr>
+            </w:pPr>
+            <w:r>
+              <w:rPr>
+                <w:rFonts w:ascii="Calibri" w:hAnsi="Calibri" w:cs="Calibri"/>
+                <w:color w:val="000000"/>
+                <w:highlight w:val="yellow"/>
+              </w:rPr>
+              <w:t>Scheduled</w:t>
             </w:r>
           </w:p>
         </w:tc>
       </w:tr>
     </w:tbl>
-    <w:p>
-      <w:pPr>
-        <w:rPr>
-          <w:rFonts w:ascii="Arial" w:hAnsi="Arial" w:cs="Arial"/>
-          <w:color w:val="000000" w:themeColor="text1"/>
-        </w:rPr>
-      </w:pPr>
-    </w:p>
     <w:p>
       <w:pPr>
         <w:rPr>
@@ -1165,7 +2298,7 @@
       </w:pPr>
     </w:p>
     <w:sectPr>
-      <w:pgSz w:w="16838" w:h="11906" w:orient="landscape"/>
+      <w:pgSz w:w="16840" w:h="11900" w:orient="landscape"/>
       <w:pgMar w:top="1440" w:right="1440" w:bottom="1440" w:left="1440" w:header="708" w:footer="708" w:gutter="0"/>
       <w:cols w:space="708"/>
       <w:docGrid w:linePitch="360"/>

--- a/2026-T3/B2-ICTSAD609-Plan_Monitor/2-Task2/Docs/1-2-Project_Schedule.docx
+++ b/2026-T3/B2-ICTSAD609-Plan_Monitor/2-Task2/Docs/1-2-Project_Schedule.docx
@@ -17,13 +17,13 @@
         <w:tblLook w:val="04A0" w:firstRow="1" w:lastRow="0" w:firstColumn="1" w:lastColumn="0" w:noHBand="0" w:noVBand="1"/>
       </w:tblPr>
       <w:tblGrid>
-        <w:gridCol w:w="395"/>
-        <w:gridCol w:w="2078"/>
-        <w:gridCol w:w="4659"/>
-        <w:gridCol w:w="2181"/>
-        <w:gridCol w:w="1423"/>
-        <w:gridCol w:w="1962"/>
-        <w:gridCol w:w="1252"/>
+        <w:gridCol w:w="391"/>
+        <w:gridCol w:w="2032"/>
+        <w:gridCol w:w="4855"/>
+        <w:gridCol w:w="2133"/>
+        <w:gridCol w:w="1393"/>
+        <w:gridCol w:w="1920"/>
+        <w:gridCol w:w="1226"/>
       </w:tblGrid>
       <w:tr>
         <w:trPr>
@@ -773,7 +773,15 @@
                 <w:color w:val="000000"/>
                 <w:highlight w:val="yellow"/>
               </w:rPr>
-              <w:t> IT Staff &amp; Devs Compliance Certification (</w:t>
+              <w:t xml:space="preserve">Change added: </w:t>
+            </w:r>
+            <w:r>
+              <w:rPr>
+                <w:rFonts w:ascii="Calibri" w:hAnsi="Calibri" w:cs="Calibri"/>
+                <w:color w:val="000000"/>
+                <w:highlight w:val="yellow"/>
+              </w:rPr>
+              <w:t>IT Staff &amp; Devs Compliance Certification (</w:t>
             </w:r>
             <w:proofErr w:type="spellStart"/>
             <w:r>
@@ -970,7 +978,7 @@
                 <w:color w:val="000000"/>
                 <w:highlight w:val="yellow"/>
               </w:rPr>
-              <w:t> </w:t>
+              <w:t xml:space="preserve">Change added: </w:t>
             </w:r>
             <w:proofErr w:type="spellStart"/>
             <w:r>
@@ -1497,7 +1505,31 @@
                 <w:color w:val="000000"/>
                 <w:highlight w:val="yellow"/>
               </w:rPr>
-              <w:t> Vendor Risk Mgmt. Gateway Setup (</w:t>
+              <w:t> </w:t>
+            </w:r>
+            <w:r>
+              <w:rPr>
+                <w:rFonts w:ascii="Calibri" w:hAnsi="Calibri" w:cs="Calibri"/>
+                <w:color w:val="000000"/>
+                <w:highlight w:val="yellow"/>
+              </w:rPr>
+              <w:t>Change added:</w:t>
+            </w:r>
+            <w:r>
+              <w:rPr>
+                <w:rFonts w:ascii="Calibri" w:hAnsi="Calibri" w:cs="Calibri"/>
+                <w:color w:val="000000"/>
+                <w:highlight w:val="yellow"/>
+              </w:rPr>
+              <w:t xml:space="preserve"> </w:t>
+            </w:r>
+            <w:r>
+              <w:rPr>
+                <w:rFonts w:ascii="Calibri" w:hAnsi="Calibri" w:cs="Calibri"/>
+                <w:color w:val="000000"/>
+                <w:highlight w:val="yellow"/>
+              </w:rPr>
+              <w:t>Vendor Risk Mgmt. Gateway Setup (</w:t>
             </w:r>
             <w:proofErr w:type="spellStart"/>
             <w:r>
@@ -1970,6 +2002,7 @@
                 <w:rFonts w:ascii="Calibri" w:hAnsi="Calibri" w:cs="Calibri"/>
                 <w:color w:val="000000"/>
               </w:rPr>
+              <w:lastRenderedPageBreak/>
               <w:t>11</w:t>
             </w:r>
           </w:p>
@@ -2187,7 +2220,15 @@
                 <w:color w:val="000000"/>
                 <w:highlight w:val="yellow"/>
               </w:rPr>
-              <w:t> Agile/Scrum &amp; Async Communication Training</w:t>
+              <w:t xml:space="preserve">Change added: </w:t>
+            </w:r>
+            <w:r>
+              <w:rPr>
+                <w:rFonts w:ascii="Calibri" w:hAnsi="Calibri" w:cs="Calibri"/>
+                <w:color w:val="000000"/>
+                <w:highlight w:val="yellow"/>
+              </w:rPr>
+              <w:t>Agile/Scrum &amp; Async Communication Training</w:t>
             </w:r>
           </w:p>
         </w:tc>
